--- a/lessons/6-4/downloads/6-4-notes.docx
+++ b/lessons/6-4/downloads/6-4-notes.docx
@@ -1330,6 +1330,160 @@
         </w:tc>
       </w:tr>
     </w:tbl>
+    <w:tbl>
+      <w:tblPr>
+        <w:tblW w:type="pct" w:w="100%"/>
+        <w:tblBorders>
+          <w:top w:val="none" w:color="FFFFFF" w:sz="0"/>
+          <w:left w:val="none" w:color="FFFFFF" w:sz="0"/>
+          <w:bottom w:val="single" w:color="C7D2DD" w:sz="4"/>
+          <w:right w:val="none" w:color="FFFFFF" w:sz="0"/>
+          <w:insideH w:val="none" w:color="FFFFFF" w:sz="0"/>
+          <w:insideV w:val="none" w:color="FFFFFF" w:sz="0"/>
+        </w:tblBorders>
+      </w:tblPr>
+      <w:tblGrid>
+        <w:gridCol w:w="1800"/>
+        <w:gridCol w:w="7560"/>
+      </w:tblGrid>
+      <w:tr>
+        <w:trPr>
+          <w:cantSplit/>
+        </w:trPr>
+        <w:tc>
+          <w:tcPr>
+            <w:tcW w:type="dxa" w:w="1800"/>
+            <w:tcMar>
+              <w:top w:type="dxa" w:w="100"/>
+              <w:left w:type="dxa" w:w="40"/>
+              <w:bottom w:type="dxa" w:w="100"/>
+              <w:right w:type="dxa" w:w="120"/>
+            </w:tcMar>
+            <w:vAlign w:val="center"/>
+          </w:tcPr>
+          <w:p>
+            <w:pPr>
+              <w:spacing w:after="0"/>
+              <w:jc w:val="center"/>
+            </w:pPr>
+            <w:r>
+              <w:drawing>
+                <wp:inline distT="0" distB="0" distL="0" distR="0">
+                  <wp:extent cx="1047750" cy="790575"/>
+                  <wp:effectExtent t="0" r="0" b="0" l="0"/>
+                  <wp:docPr id="1" name="" descr="" title=""/>
+                  <wp:cNvGraphicFramePr>
+                    <a:graphicFrameLocks xmlns:a="http://schemas.openxmlformats.org/drawingml/2006/main" noChangeAspect="1"/>
+                  </wp:cNvGraphicFramePr>
+                  <a:graphic xmlns:a="http://schemas.openxmlformats.org/drawingml/2006/main">
+                    <a:graphicData uri="http://schemas.openxmlformats.org/drawingml/2006/picture">
+                      <pic:pic xmlns:pic="http://schemas.openxmlformats.org/drawingml/2006/picture">
+                        <pic:nvPicPr>
+                          <pic:cNvPr id="0" name="" descr=""/>
+                          <pic:cNvPicPr>
+                            <a:picLocks noChangeAspect="1" noChangeArrowheads="1"/>
+                          </pic:cNvPicPr>
+                        </pic:nvPicPr>
+                        <pic:blipFill>
+                          <a:blip r:embed="rId10" cstate="none"/>
+                          <a:srcRect/>
+                          <a:stretch>
+                            <a:fillRect/>
+                          </a:stretch>
+                        </pic:blipFill>
+                        <pic:spPr bwMode="auto">
+                          <a:xfrm>
+                            <a:off x="0" y="0"/>
+                            <a:ext cx="1047750" cy="790575"/>
+                          </a:xfrm>
+                          <a:prstGeom prst="rect">
+                            <a:avLst/>
+                          </a:prstGeom>
+                        </pic:spPr>
+                      </pic:pic>
+                    </a:graphicData>
+                  </a:graphic>
+                </wp:inline>
+              </w:drawing>
+            </w:r>
+          </w:p>
+        </w:tc>
+        <w:tc>
+          <w:tcPr>
+            <w:tcW w:type="dxa" w:w="7560"/>
+            <w:tcMar>
+              <w:top w:type="dxa" w:w="100"/>
+              <w:left w:type="dxa" w:w="40"/>
+              <w:bottom w:type="dxa" w:w="100"/>
+              <w:right w:type="dxa" w:w="40"/>
+            </w:tcMar>
+            <w:vAlign w:val="center"/>
+          </w:tcPr>
+          <w:p>
+            <w:pPr>
+              <w:spacing w:after="50"/>
+            </w:pPr>
+            <w:r>
+              <w:rPr>
+                <w:b/>
+                <w:bCs/>
+                <w:color w:val="12355B"/>
+                <w:sz w:val="24"/>
+                <w:szCs w:val="24"/>
+              </w:rPr>
+              <w:t xml:space="preserve">Grouping symbols</w:t>
+            </w:r>
+            <w:r>
+              <w:rPr>
+                <w:i/>
+                <w:iCs/>
+                <w:color w:val="5F6F80"/>
+                <w:sz w:val="19"/>
+                <w:szCs w:val="19"/>
+              </w:rPr>
+              <w:t xml:space="preserve">   Símbolos de agrupación</w:t>
+            </w:r>
+          </w:p>
+          <w:p>
+            <w:pPr>
+              <w:spacing w:after="40"/>
+            </w:pPr>
+            <w:r>
+              <w:rPr>
+                <w:sz w:val="21"/>
+                <w:szCs w:val="21"/>
+              </w:rPr>
+              <w:t xml:space="preserve">Parentheses or brackets; the work inside them is done first.</w:t>
+            </w:r>
+          </w:p>
+          <w:p>
+            <w:pPr>
+              <w:spacing w:after="0"/>
+            </w:pPr>
+            <w:r>
+              <w:rPr>
+                <w:b/>
+                <w:bCs/>
+                <w:color w:val="1FA6A2"/>
+                <w:sz w:val="18"/>
+                <w:szCs w:val="18"/>
+              </w:rPr>
+              <w:t xml:space="preserve">Example:  </w:t>
+            </w:r>
+            <w:r>
+              <w:rPr>
+                <w:i/>
+                <w:iCs/>
+                <w:color w:val="5F6F80"/>
+                <w:sz w:val="18"/>
+                <w:szCs w:val="18"/>
+              </w:rPr>
+              <w:t xml:space="preserve">(9 − 7) is worked before anything else.</w:t>
+            </w:r>
+          </w:p>
+        </w:tc>
+      </w:tr>
+    </w:tbl>
     <w:p>
       <w:pPr>
         <w:pStyle w:val="Heading1"/>
@@ -1418,7 +1572,7 @@
                 <w:sz w:val="21"/>
                 <w:szCs w:val="21"/>
               </w:rPr>
-              <w:t xml:space="preserve">Write and Evaluate Numerical Expressions with Exponents      •      Numerical expression      •      Evaluate      •      Order of operations      •      Power      •      Base      •      Exponent</w:t>
+              <w:t xml:space="preserve">Write and Evaluate Numerical Expressions with Exponents      •      Numerical expression      •      Evaluate      •      Order of operations      •      Power      •      Base      •      Exponent      •      Grouping symbols</w:t>
             </w:r>
           </w:p>
         </w:tc>
@@ -1717,6 +1871,43 @@
           <w:szCs w:val="22"/>
         </w:rPr>
         <w:t xml:space="preserve">The small raised number saying how many times the base is a factor is the </w:t>
+      </w:r>
+      <w:r>
+        <w:rPr>
+          <w:sz w:val="22"/>
+          <w:szCs w:val="22"/>
+        </w:rPr>
+        <w:t xml:space="preserve">________________</w:t>
+      </w:r>
+      <w:r>
+        <w:rPr>
+          <w:sz w:val="22"/>
+          <w:szCs w:val="22"/>
+        </w:rPr>
+        <w:t xml:space="preserve">.</w:t>
+      </w:r>
+    </w:p>
+    <w:p>
+      <w:pPr>
+        <w:keepLines/>
+        <w:spacing w:after="260" w:before="200"/>
+      </w:pPr>
+      <w:r>
+        <w:rPr>
+          <w:b/>
+          <w:bCs/>
+          <w:color w:val="12355B"/>
+          <w:sz w:val="22"/>
+          <w:szCs w:val="22"/>
+        </w:rPr>
+        <w:t xml:space="preserve">8.  </w:t>
+      </w:r>
+      <w:r>
+        <w:rPr>
+          <w:sz w:val="22"/>
+          <w:szCs w:val="22"/>
+        </w:rPr>
+        <w:t xml:space="preserve">Parentheses and brackets are </w:t>
       </w:r>
       <w:r>
         <w:rPr>
@@ -2800,7 +2991,7 @@
           <w:sz w:val="20"/>
           <w:szCs w:val="20"/>
         </w:rPr>
-        <w:t xml:space="preserve">A)  11</w:t>
+        <w:t xml:space="preserve">A)  9</w:t>
       </w:r>
     </w:p>
     <w:p>
@@ -2813,7 +3004,7 @@
           <w:sz w:val="20"/>
           <w:szCs w:val="20"/>
         </w:rPr>
-        <w:t xml:space="preserve">B)  14</w:t>
+        <w:t xml:space="preserve">B)  11</w:t>
       </w:r>
     </w:p>
     <w:p>
@@ -2826,7 +3017,7 @@
           <w:sz w:val="20"/>
           <w:szCs w:val="20"/>
         </w:rPr>
-        <w:t xml:space="preserve">C)  24</w:t>
+        <w:t xml:space="preserve">C)  14</w:t>
       </w:r>
     </w:p>
     <w:p>
@@ -2839,7 +3030,7 @@
           <w:sz w:val="20"/>
           <w:szCs w:val="20"/>
         </w:rPr>
-        <w:t xml:space="preserve">D)  9</w:t>
+        <w:t xml:space="preserve">D)  24</w:t>
       </w:r>
     </w:p>
     <w:p>
@@ -2885,7 +3076,7 @@
           <w:sz w:val="21"/>
           <w:szCs w:val="21"/>
         </w:rPr>
-        <w:t xml:space="preserve">A. 11</w:t>
+        <w:t xml:space="preserve">B. 11</w:t>
       </w:r>
     </w:p>
     <w:p>
@@ -2994,7 +3185,7 @@
           <w:sz w:val="20"/>
           <w:szCs w:val="20"/>
         </w:rPr>
-        <w:t xml:space="preserve">C)  3 × 3</w:t>
+        <w:t xml:space="preserve">C)  2 + 2 + 2</w:t>
       </w:r>
     </w:p>
     <w:p>
@@ -3007,7 +3198,7 @@
           <w:sz w:val="20"/>
           <w:szCs w:val="20"/>
         </w:rPr>
-        <w:t xml:space="preserve">D)  2 + 2 + 2</w:t>
+        <w:t xml:space="preserve">D)  3 × 3</w:t>
       </w:r>
     </w:p>
     <w:p>
@@ -3867,7 +4058,7 @@
           <w:sz w:val="20"/>
           <w:szCs w:val="20"/>
         </w:rPr>
-        <w:t xml:space="preserve">A)  28</w:t>
+        <w:t xml:space="preserve">A)  13</w:t>
       </w:r>
     </w:p>
     <w:p>
@@ -3880,7 +4071,7 @@
           <w:sz w:val="20"/>
           <w:szCs w:val="20"/>
         </w:rPr>
-        <w:t xml:space="preserve">B)  13</w:t>
+        <w:t xml:space="preserve">B)  16</w:t>
       </w:r>
     </w:p>
     <w:p>
@@ -3893,7 +4084,7 @@
           <w:sz w:val="20"/>
           <w:szCs w:val="20"/>
         </w:rPr>
-        <w:t xml:space="preserve">C)  16</w:t>
+        <w:t xml:space="preserve">C)  28</w:t>
       </w:r>
     </w:p>
     <w:p>
@@ -4023,7 +4214,7 @@
           <w:sz w:val="20"/>
           <w:szCs w:val="20"/>
         </w:rPr>
-        <w:t xml:space="preserve">A)  174</w:t>
+        <w:t xml:space="preserve">A)  126</w:t>
       </w:r>
     </w:p>
     <w:p>
@@ -4036,7 +4227,7 @@
           <w:sz w:val="20"/>
           <w:szCs w:val="20"/>
         </w:rPr>
-        <w:t xml:space="preserve">B)  126</w:t>
+        <w:t xml:space="preserve">B)  174</w:t>
       </w:r>
     </w:p>
     <w:p>
@@ -4239,7 +4430,7 @@
           <w:sz w:val="20"/>
           <w:szCs w:val="20"/>
         </w:rPr>
-        <w:t xml:space="preserve">A)  Margaret, because multiplication comes before subtraction</w:t>
+        <w:t xml:space="preserve">A)  Miguel, because he worked left to right</w:t>
       </w:r>
     </w:p>
     <w:p>
@@ -4252,7 +4443,7 @@
           <w:sz w:val="20"/>
           <w:szCs w:val="20"/>
         </w:rPr>
-        <w:t xml:space="preserve">B)  Miguel, because he worked left to right</w:t>
+        <w:t xml:space="preserve">B)  Both are right</w:t>
       </w:r>
     </w:p>
     <w:p>
@@ -4265,7 +4456,7 @@
           <w:sz w:val="20"/>
           <w:szCs w:val="20"/>
         </w:rPr>
-        <w:t xml:space="preserve">C)  Both are right</w:t>
+        <w:t xml:space="preserve">C)  Neither is right</w:t>
       </w:r>
     </w:p>
     <w:p>
@@ -4278,7 +4469,7 @@
           <w:sz w:val="20"/>
           <w:szCs w:val="20"/>
         </w:rPr>
-        <w:t xml:space="preserve">D)  Neither is right</w:t>
+        <w:t xml:space="preserve">D)  Margaret, because multiplication comes before subtraction</w:t>
       </w:r>
     </w:p>
     <w:p>
@@ -4540,7 +4731,7 @@
           <w:sz w:val="21"/>
           <w:szCs w:val="21"/>
         </w:rPr>
-        <w:t xml:space="preserve">C)  736</w:t>
+        <w:t xml:space="preserve">C)  150</w:t>
       </w:r>
     </w:p>
     <w:p>
@@ -4553,7 +4744,7 @@
           <w:sz w:val="21"/>
           <w:szCs w:val="21"/>
         </w:rPr>
-        <w:t xml:space="preserve">D)  150</w:t>
+        <w:t xml:space="preserve">D)  736</w:t>
       </w:r>
     </w:p>
     <w:p>

--- a/lessons/6-4/downloads/6-4-notes.docx
+++ b/lessons/6-4/downloads/6-4-notes.docx
@@ -249,49 +249,269 @@
           <w:sz w:val="19"/>
           <w:szCs w:val="19"/>
         </w:rPr>
-        <w:t xml:space="preserve">Look at the picture, read the word, then read what it means.</w:t>
+        <w:t xml:space="preserve">Review each concept term, definition, non-example, and visual clue.</w:t>
       </w:r>
     </w:p>
     <w:tbl>
       <w:tblPr>
-        <w:tblW w:type="pct" w:w="100%"/>
+        <w:tblW w:type="dxa" w:w="9360"/>
         <w:tblBorders>
-          <w:top w:val="none" w:color="FFFFFF" w:sz="0"/>
-          <w:left w:val="none" w:color="FFFFFF" w:sz="0"/>
-          <w:bottom w:val="single" w:color="C7D2DD" w:sz="4"/>
-          <w:right w:val="none" w:color="FFFFFF" w:sz="0"/>
-          <w:insideH w:val="none" w:color="FFFFFF" w:sz="0"/>
-          <w:insideV w:val="none" w:color="FFFFFF" w:sz="0"/>
+          <w:top w:val="single" w:color="C7D2DD" w:sz="6"/>
+          <w:left w:val="single" w:color="C7D2DD" w:sz="6"/>
+          <w:bottom w:val="single" w:color="C7D2DD" w:sz="6"/>
+          <w:right w:val="single" w:color="C7D2DD" w:sz="6"/>
+          <w:insideH w:val="single" w:color="C7D2DD" w:sz="6"/>
+          <w:insideV w:val="single" w:color="C7D2DD" w:sz="6"/>
         </w:tblBorders>
       </w:tblPr>
       <w:tblGrid>
         <w:gridCol w:w="1800"/>
-        <w:gridCol w:w="7560"/>
+        <w:gridCol w:w="3160"/>
+        <w:gridCol w:w="2200"/>
+        <w:gridCol w:w="2200"/>
       </w:tblGrid>
       <w:tr>
         <w:trPr>
           <w:cantSplit/>
+          <w:tblHeader/>
         </w:trPr>
         <w:tc>
           <w:tcPr>
             <w:tcW w:type="dxa" w:w="1800"/>
-            <w:tcMar>
-              <w:top w:type="dxa" w:w="100"/>
-              <w:left w:type="dxa" w:w="40"/>
-              <w:bottom w:type="dxa" w:w="100"/>
-              <w:right w:type="dxa" w:w="120"/>
-            </w:tcMar>
-            <w:vAlign w:val="center"/>
+            <w:shd w:fill="EEF4F8" w:color="auto" w:val="clear"/>
+            <w:tcMar>
+              <w:top w:type="dxa" w:w="80"/>
+              <w:left w:type="dxa" w:w="100"/>
+              <w:bottom w:type="dxa" w:w="80"/>
+              <w:right w:type="dxa" w:w="100"/>
+            </w:tcMar>
           </w:tcPr>
           <w:p>
             <w:pPr>
               <w:spacing w:after="0"/>
+            </w:pPr>
+            <w:r>
+              <w:rPr>
+                <w:b/>
+                <w:bCs/>
+                <w:color w:val="12355B"/>
+                <w:sz w:val="19"/>
+                <w:szCs w:val="19"/>
+              </w:rPr>
+              <w:t xml:space="preserve">Concept Term</w:t>
+            </w:r>
+          </w:p>
+        </w:tc>
+        <w:tc>
+          <w:tcPr>
+            <w:tcW w:type="dxa" w:w="3160"/>
+            <w:shd w:fill="EEF4F8" w:color="auto" w:val="clear"/>
+            <w:tcMar>
+              <w:top w:type="dxa" w:w="80"/>
+              <w:left w:type="dxa" w:w="100"/>
+              <w:bottom w:type="dxa" w:w="80"/>
+              <w:right w:type="dxa" w:w="100"/>
+            </w:tcMar>
+          </w:tcPr>
+          <w:p>
+            <w:pPr>
+              <w:spacing w:after="0"/>
+            </w:pPr>
+            <w:r>
+              <w:rPr>
+                <w:b/>
+                <w:bCs/>
+                <w:color w:val="12355B"/>
+                <w:sz w:val="19"/>
+                <w:szCs w:val="19"/>
+              </w:rPr>
+              <w:t xml:space="preserve">Student-Friendly Definition</w:t>
+            </w:r>
+          </w:p>
+        </w:tc>
+        <w:tc>
+          <w:tcPr>
+            <w:tcW w:type="dxa" w:w="2200"/>
+            <w:shd w:fill="EEF4F8" w:color="auto" w:val="clear"/>
+            <w:tcMar>
+              <w:top w:type="dxa" w:w="80"/>
+              <w:left w:type="dxa" w:w="100"/>
+              <w:bottom w:type="dxa" w:w="80"/>
+              <w:right w:type="dxa" w:w="100"/>
+            </w:tcMar>
+          </w:tcPr>
+          <w:p>
+            <w:pPr>
+              <w:spacing w:after="0"/>
+            </w:pPr>
+            <w:r>
+              <w:rPr>
+                <w:b/>
+                <w:bCs/>
+                <w:color w:val="12355B"/>
+                <w:sz w:val="19"/>
+                <w:szCs w:val="19"/>
+              </w:rPr>
+              <w:t xml:space="preserve">Non-Example</w:t>
+            </w:r>
+          </w:p>
+        </w:tc>
+        <w:tc>
+          <w:tcPr>
+            <w:tcW w:type="dxa" w:w="2200"/>
+            <w:shd w:fill="EEF4F8" w:color="auto" w:val="clear"/>
+            <w:tcMar>
+              <w:top w:type="dxa" w:w="80"/>
+              <w:left w:type="dxa" w:w="100"/>
+              <w:bottom w:type="dxa" w:w="80"/>
+              <w:right w:type="dxa" w:w="100"/>
+            </w:tcMar>
+          </w:tcPr>
+          <w:p>
+            <w:pPr>
+              <w:spacing w:after="0"/>
+            </w:pPr>
+            <w:r>
+              <w:rPr>
+                <w:b/>
+                <w:bCs/>
+                <w:color w:val="12355B"/>
+                <w:sz w:val="19"/>
+                <w:szCs w:val="19"/>
+              </w:rPr>
+              <w:t xml:space="preserve">Visual Clue</w:t>
+            </w:r>
+          </w:p>
+        </w:tc>
+      </w:tr>
+      <w:tr>
+        <w:trPr>
+          <w:cantSplit/>
+        </w:trPr>
+        <w:tc>
+          <w:tcPr>
+            <w:tcW w:type="dxa" w:w="1800"/>
+            <w:tcMar>
+              <w:top w:type="dxa" w:w="80"/>
+              <w:left w:type="dxa" w:w="100"/>
+              <w:bottom w:type="dxa" w:w="80"/>
+              <w:right w:type="dxa" w:w="100"/>
+            </w:tcMar>
+            <w:vAlign w:val="top"/>
+          </w:tcPr>
+          <w:p>
+            <w:pPr>
+              <w:spacing w:after="30"/>
+            </w:pPr>
+            <w:r>
+              <w:rPr>
+                <w:b/>
+                <w:bCs/>
+                <w:color w:val="12355B"/>
+                <w:sz w:val="21"/>
+                <w:szCs w:val="21"/>
+              </w:rPr>
+              <w:t xml:space="preserve">Write and Evaluate Numerical Expressions with Exponents</w:t>
+            </w:r>
+          </w:p>
+          <w:p>
+            <w:pPr>
+              <w:spacing w:after="0"/>
+            </w:pPr>
+            <w:r>
+              <w:rPr>
+                <w:i/>
+                <w:iCs/>
+                <w:color w:val="5F6F80"/>
+                <w:sz w:val="18"/>
+                <w:szCs w:val="18"/>
+              </w:rPr>
+              <w:t xml:space="preserve">Escribir y evaluar expresiones numéricas con exponentes</w:t>
+            </w:r>
+          </w:p>
+        </w:tc>
+        <w:tc>
+          <w:tcPr>
+            <w:tcW w:type="dxa" w:w="3160"/>
+            <w:tcMar>
+              <w:top w:type="dxa" w:w="80"/>
+              <w:left w:type="dxa" w:w="100"/>
+              <w:bottom w:type="dxa" w:w="80"/>
+              <w:right w:type="dxa" w:w="100"/>
+            </w:tcMar>
+            <w:vAlign w:val="top"/>
+          </w:tcPr>
+          <w:p>
+            <w:pPr>
+              <w:spacing w:after="0"/>
+            </w:pPr>
+            <w:r>
+              <w:rPr>
+                <w:sz w:val="20"/>
+                <w:szCs w:val="20"/>
+              </w:rPr>
+              <w:t xml:space="preserve">Turning a situation into a number sentence without an equal sign, then finding its value in the correct order.</w:t>
+            </w:r>
+          </w:p>
+        </w:tc>
+        <w:tc>
+          <w:tcPr>
+            <w:tcW w:type="dxa" w:w="2200"/>
+            <w:tcMar>
+              <w:top w:type="dxa" w:w="80"/>
+              <w:left w:type="dxa" w:w="100"/>
+              <w:bottom w:type="dxa" w:w="80"/>
+              <w:right w:type="dxa" w:w="100"/>
+            </w:tcMar>
+            <w:vAlign w:val="top"/>
+          </w:tcPr>
+          <w:p>
+            <w:pPr>
+              <w:spacing w:after="40"/>
+            </w:pPr>
+            <w:r>
+              <w:rPr>
+                <w:i/>
+                <w:iCs/>
+                <w:color w:val="5F6F80"/>
+                <w:sz w:val="19"/>
+                <w:szCs w:val="19"/>
+              </w:rPr>
+              <w:t xml:space="preserve">Not Write and Evaluate Numerical Expressions with Exponents: write a counter-example that breaks the definition.</w:t>
+            </w:r>
+          </w:p>
+          <w:p>
+            <w:pPr>
+              <w:pBdr>
+                <w:bottom w:val="single" w:color="AFBECC" w:sz="6"/>
+              </w:pBdr>
+              <w:spacing w:after="30" w:before="150"/>
+            </w:pPr>
+            <w:r>
+              <w:t xml:space="preserve"/>
+            </w:r>
+          </w:p>
+        </w:tc>
+        <w:tc>
+          <w:tcPr>
+            <w:tcW w:type="dxa" w:w="2200"/>
+            <w:tcMar>
+              <w:top w:type="dxa" w:w="80"/>
+              <w:left w:type="dxa" w:w="100"/>
+              <w:bottom w:type="dxa" w:w="80"/>
+              <w:right w:type="dxa" w:w="100"/>
+            </w:tcMar>
+            <w:vAlign w:val="top"/>
+          </w:tcPr>
+          <w:p>
+            <w:pPr>
+              <w:spacing w:after="40"/>
               <w:jc w:val="center"/>
             </w:pPr>
             <w:r>
               <w:drawing>
                 <wp:inline distT="0" distB="0" distL="0" distR="0">
-                  <wp:extent cx="1047750" cy="790575"/>
+                  <wp:extent cx="876300" cy="657225"/>
                   <wp:effectExtent t="0" r="0" b="0" l="0"/>
                   <wp:docPr id="1" name="" descr="" title=""/>
                   <wp:cNvGraphicFramePr>
@@ -316,7 +536,7 @@
                         <pic:spPr bwMode="auto">
                           <a:xfrm>
                             <a:off x="0" y="0"/>
-                            <a:ext cx="1047750" cy="790575"/>
+                            <a:ext cx="876300" cy="657225"/>
                           </a:xfrm>
                           <a:prstGeom prst="rect">
                             <a:avLst/>
@@ -329,32 +549,108 @@
               </w:drawing>
             </w:r>
           </w:p>
-        </w:tc>
-        <w:tc>
-          <w:tcPr>
-            <w:tcW w:type="dxa" w:w="7560"/>
-            <w:tcMar>
-              <w:top w:type="dxa" w:w="100"/>
-              <w:left w:type="dxa" w:w="40"/>
-              <w:bottom w:type="dxa" w:w="100"/>
-              <w:right w:type="dxa" w:w="40"/>
-            </w:tcMar>
-            <w:vAlign w:val="center"/>
-          </w:tcPr>
-          <w:p>
-            <w:pPr>
-              <w:spacing w:after="50"/>
+          <w:p>
+            <w:pPr>
+              <w:spacing w:after="0"/>
+            </w:pPr>
+            <w:r>
+              <w:rPr>
+                <w:i/>
+                <w:iCs/>
+                <w:color w:val="5F6F80"/>
+                <w:sz w:val="18"/>
+                <w:szCs w:val="18"/>
+              </w:rPr>
+              <w:t xml:space="preserve">2 × 15 + 4 × 20 + 8 × 2³ = 174</w:t>
+            </w:r>
+          </w:p>
+        </w:tc>
+      </w:tr>
+      <w:tr>
+        <w:trPr>
+          <w:cantSplit/>
+        </w:trPr>
+        <w:tc>
+          <w:tcPr>
+            <w:tcW w:type="dxa" w:w="1800"/>
+            <w:tcMar>
+              <w:top w:type="dxa" w:w="80"/>
+              <w:left w:type="dxa" w:w="100"/>
+              <w:bottom w:type="dxa" w:w="80"/>
+              <w:right w:type="dxa" w:w="100"/>
+            </w:tcMar>
+            <w:vAlign w:val="top"/>
+          </w:tcPr>
+          <w:p>
+            <w:pPr>
+              <w:spacing w:after="30"/>
             </w:pPr>
             <w:r>
               <w:rPr>
                 <w:b/>
                 <w:bCs/>
                 <w:color w:val="12355B"/>
-                <w:sz w:val="24"/>
-                <w:szCs w:val="24"/>
-              </w:rPr>
-              <w:t xml:space="preserve">Write and Evaluate Numerical Expressions with Exponents</w:t>
-            </w:r>
+                <w:sz w:val="21"/>
+                <w:szCs w:val="21"/>
+              </w:rPr>
+              <w:t xml:space="preserve">Numerical expression</w:t>
+            </w:r>
+          </w:p>
+          <w:p>
+            <w:pPr>
+              <w:spacing w:after="0"/>
+            </w:pPr>
+            <w:r>
+              <w:rPr>
+                <w:i/>
+                <w:iCs/>
+                <w:color w:val="5F6F80"/>
+                <w:sz w:val="18"/>
+                <w:szCs w:val="18"/>
+              </w:rPr>
+              <w:t xml:space="preserve">Expresión numérica</w:t>
+            </w:r>
+          </w:p>
+        </w:tc>
+        <w:tc>
+          <w:tcPr>
+            <w:tcW w:type="dxa" w:w="3160"/>
+            <w:tcMar>
+              <w:top w:type="dxa" w:w="80"/>
+              <w:left w:type="dxa" w:w="100"/>
+              <w:bottom w:type="dxa" w:w="80"/>
+              <w:right w:type="dxa" w:w="100"/>
+            </w:tcMar>
+            <w:vAlign w:val="top"/>
+          </w:tcPr>
+          <w:p>
+            <w:pPr>
+              <w:spacing w:after="0"/>
+            </w:pPr>
+            <w:r>
+              <w:rPr>
+                <w:sz w:val="20"/>
+                <w:szCs w:val="20"/>
+              </w:rPr>
+              <w:t xml:space="preserve">A math phrase built from numbers and operations, with no equal sign and no variable.</w:t>
+            </w:r>
+          </w:p>
+        </w:tc>
+        <w:tc>
+          <w:tcPr>
+            <w:tcW w:type="dxa" w:w="2200"/>
+            <w:tcMar>
+              <w:top w:type="dxa" w:w="80"/>
+              <w:left w:type="dxa" w:w="100"/>
+              <w:bottom w:type="dxa" w:w="80"/>
+              <w:right w:type="dxa" w:w="100"/>
+            </w:tcMar>
+            <w:vAlign w:val="top"/>
+          </w:tcPr>
+          <w:p>
+            <w:pPr>
+              <w:spacing w:after="40"/>
+            </w:pPr>
             <w:r>
               <w:rPr>
                 <w:i/>
@@ -363,89 +659,41 @@
                 <w:sz w:val="19"/>
                 <w:szCs w:val="19"/>
               </w:rPr>
-              <w:t xml:space="preserve">   Escribir y evaluar expresiones numéricas con exponentes</w:t>
-            </w:r>
-          </w:p>
+              <w:t xml:space="preserve">Not Numerical expression: write a counter-example that breaks the definition.</w:t>
+            </w:r>
+          </w:p>
+          <w:p>
+            <w:pPr>
+              <w:pBdr>
+                <w:bottom w:val="single" w:color="AFBECC" w:sz="6"/>
+              </w:pBdr>
+              <w:spacing w:after="30" w:before="150"/>
+            </w:pPr>
+            <w:r>
+              <w:t xml:space="preserve"/>
+            </w:r>
+          </w:p>
+        </w:tc>
+        <w:tc>
+          <w:tcPr>
+            <w:tcW w:type="dxa" w:w="2200"/>
+            <w:tcMar>
+              <w:top w:type="dxa" w:w="80"/>
+              <w:left w:type="dxa" w:w="100"/>
+              <w:bottom w:type="dxa" w:w="80"/>
+              <w:right w:type="dxa" w:w="100"/>
+            </w:tcMar>
+            <w:vAlign w:val="top"/>
+          </w:tcPr>
           <w:p>
             <w:pPr>
               <w:spacing w:after="40"/>
-            </w:pPr>
-            <w:r>
-              <w:rPr>
-                <w:sz w:val="21"/>
-                <w:szCs w:val="21"/>
-              </w:rPr>
-              <w:t xml:space="preserve">Turning a situation into a number sentence without an equal sign, then finding its value in the correct order.</w:t>
-            </w:r>
-          </w:p>
-          <w:p>
-            <w:pPr>
-              <w:spacing w:after="0"/>
-            </w:pPr>
-            <w:r>
-              <w:rPr>
-                <w:b/>
-                <w:bCs/>
-                <w:color w:val="1FA6A2"/>
-                <w:sz w:val="18"/>
-                <w:szCs w:val="18"/>
-              </w:rPr>
-              <w:t xml:space="preserve">Example:  </w:t>
-            </w:r>
-            <w:r>
-              <w:rPr>
-                <w:i/>
-                <w:iCs/>
-                <w:color w:val="5F6F80"/>
-                <w:sz w:val="18"/>
-                <w:szCs w:val="18"/>
-              </w:rPr>
-              <w:t xml:space="preserve">2 × 15 + 4 × 20 + 8 × 2³ = 174</w:t>
-            </w:r>
-          </w:p>
-        </w:tc>
-      </w:tr>
-    </w:tbl>
-    <w:tbl>
-      <w:tblPr>
-        <w:tblW w:type="pct" w:w="100%"/>
-        <w:tblBorders>
-          <w:top w:val="none" w:color="FFFFFF" w:sz="0"/>
-          <w:left w:val="none" w:color="FFFFFF" w:sz="0"/>
-          <w:bottom w:val="single" w:color="C7D2DD" w:sz="4"/>
-          <w:right w:val="none" w:color="FFFFFF" w:sz="0"/>
-          <w:insideH w:val="none" w:color="FFFFFF" w:sz="0"/>
-          <w:insideV w:val="none" w:color="FFFFFF" w:sz="0"/>
-        </w:tblBorders>
-      </w:tblPr>
-      <w:tblGrid>
-        <w:gridCol w:w="1800"/>
-        <w:gridCol w:w="7560"/>
-      </w:tblGrid>
-      <w:tr>
-        <w:trPr>
-          <w:cantSplit/>
-        </w:trPr>
-        <w:tc>
-          <w:tcPr>
-            <w:tcW w:type="dxa" w:w="1800"/>
-            <w:tcMar>
-              <w:top w:type="dxa" w:w="100"/>
-              <w:left w:type="dxa" w:w="40"/>
-              <w:bottom w:type="dxa" w:w="100"/>
-              <w:right w:type="dxa" w:w="120"/>
-            </w:tcMar>
-            <w:vAlign w:val="center"/>
-          </w:tcPr>
-          <w:p>
-            <w:pPr>
-              <w:spacing w:after="0"/>
               <w:jc w:val="center"/>
             </w:pPr>
             <w:r>
               <w:drawing>
                 <wp:inline distT="0" distB="0" distL="0" distR="0">
-                  <wp:extent cx="1047750" cy="790575"/>
+                  <wp:extent cx="876300" cy="657225"/>
                   <wp:effectExtent t="0" r="0" b="0" l="0"/>
                   <wp:docPr id="1" name="" descr="" title=""/>
                   <wp:cNvGraphicFramePr>
@@ -470,7 +718,7 @@
                         <pic:spPr bwMode="auto">
                           <a:xfrm>
                             <a:off x="0" y="0"/>
-                            <a:ext cx="1047750" cy="790575"/>
+                            <a:ext cx="876300" cy="657225"/>
                           </a:xfrm>
                           <a:prstGeom prst="rect">
                             <a:avLst/>
@@ -483,32 +731,108 @@
               </w:drawing>
             </w:r>
           </w:p>
-        </w:tc>
-        <w:tc>
-          <w:tcPr>
-            <w:tcW w:type="dxa" w:w="7560"/>
-            <w:tcMar>
-              <w:top w:type="dxa" w:w="100"/>
-              <w:left w:type="dxa" w:w="40"/>
-              <w:bottom w:type="dxa" w:w="100"/>
-              <w:right w:type="dxa" w:w="40"/>
-            </w:tcMar>
-            <w:vAlign w:val="center"/>
-          </w:tcPr>
-          <w:p>
-            <w:pPr>
-              <w:spacing w:after="50"/>
+          <w:p>
+            <w:pPr>
+              <w:spacing w:after="0"/>
+            </w:pPr>
+            <w:r>
+              <w:rPr>
+                <w:i/>
+                <w:iCs/>
+                <w:color w:val="5F6F80"/>
+                <w:sz w:val="18"/>
+                <w:szCs w:val="18"/>
+              </w:rPr>
+              <w:t xml:space="preserve">4 × 20 is an expression; 4 × 20 = 80 is an equation</w:t>
+            </w:r>
+          </w:p>
+        </w:tc>
+      </w:tr>
+      <w:tr>
+        <w:trPr>
+          <w:cantSplit/>
+        </w:trPr>
+        <w:tc>
+          <w:tcPr>
+            <w:tcW w:type="dxa" w:w="1800"/>
+            <w:tcMar>
+              <w:top w:type="dxa" w:w="80"/>
+              <w:left w:type="dxa" w:w="100"/>
+              <w:bottom w:type="dxa" w:w="80"/>
+              <w:right w:type="dxa" w:w="100"/>
+            </w:tcMar>
+            <w:vAlign w:val="top"/>
+          </w:tcPr>
+          <w:p>
+            <w:pPr>
+              <w:spacing w:after="30"/>
             </w:pPr>
             <w:r>
               <w:rPr>
                 <w:b/>
                 <w:bCs/>
                 <w:color w:val="12355B"/>
-                <w:sz w:val="24"/>
-                <w:szCs w:val="24"/>
-              </w:rPr>
-              <w:t xml:space="preserve">Numerical expression</w:t>
-            </w:r>
+                <w:sz w:val="21"/>
+                <w:szCs w:val="21"/>
+              </w:rPr>
+              <w:t xml:space="preserve">Evaluate</w:t>
+            </w:r>
+          </w:p>
+          <w:p>
+            <w:pPr>
+              <w:spacing w:after="0"/>
+            </w:pPr>
+            <w:r>
+              <w:rPr>
+                <w:i/>
+                <w:iCs/>
+                <w:color w:val="5F6F80"/>
+                <w:sz w:val="18"/>
+                <w:szCs w:val="18"/>
+              </w:rPr>
+              <w:t xml:space="preserve">Evaluar</w:t>
+            </w:r>
+          </w:p>
+        </w:tc>
+        <w:tc>
+          <w:tcPr>
+            <w:tcW w:type="dxa" w:w="3160"/>
+            <w:tcMar>
+              <w:top w:type="dxa" w:w="80"/>
+              <w:left w:type="dxa" w:w="100"/>
+              <w:bottom w:type="dxa" w:w="80"/>
+              <w:right w:type="dxa" w:w="100"/>
+            </w:tcMar>
+            <w:vAlign w:val="top"/>
+          </w:tcPr>
+          <w:p>
+            <w:pPr>
+              <w:spacing w:after="0"/>
+            </w:pPr>
+            <w:r>
+              <w:rPr>
+                <w:sz w:val="20"/>
+                <w:szCs w:val="20"/>
+              </w:rPr>
+              <w:t xml:space="preserve">To find the single value an expression is worth by carrying out its operations in order.</w:t>
+            </w:r>
+          </w:p>
+        </w:tc>
+        <w:tc>
+          <w:tcPr>
+            <w:tcW w:type="dxa" w:w="2200"/>
+            <w:tcMar>
+              <w:top w:type="dxa" w:w="80"/>
+              <w:left w:type="dxa" w:w="100"/>
+              <w:bottom w:type="dxa" w:w="80"/>
+              <w:right w:type="dxa" w:w="100"/>
+            </w:tcMar>
+            <w:vAlign w:val="top"/>
+          </w:tcPr>
+          <w:p>
+            <w:pPr>
+              <w:spacing w:after="40"/>
+            </w:pPr>
             <w:r>
               <w:rPr>
                 <w:i/>
@@ -517,89 +841,41 @@
                 <w:sz w:val="19"/>
                 <w:szCs w:val="19"/>
               </w:rPr>
-              <w:t xml:space="preserve">   Expresión numérica</w:t>
-            </w:r>
-          </w:p>
+              <w:t xml:space="preserve">Not Evaluate: write a counter-example that breaks the definition.</w:t>
+            </w:r>
+          </w:p>
+          <w:p>
+            <w:pPr>
+              <w:pBdr>
+                <w:bottom w:val="single" w:color="AFBECC" w:sz="6"/>
+              </w:pBdr>
+              <w:spacing w:after="30" w:before="150"/>
+            </w:pPr>
+            <w:r>
+              <w:t xml:space="preserve"/>
+            </w:r>
+          </w:p>
+        </w:tc>
+        <w:tc>
+          <w:tcPr>
+            <w:tcW w:type="dxa" w:w="2200"/>
+            <w:tcMar>
+              <w:top w:type="dxa" w:w="80"/>
+              <w:left w:type="dxa" w:w="100"/>
+              <w:bottom w:type="dxa" w:w="80"/>
+              <w:right w:type="dxa" w:w="100"/>
+            </w:tcMar>
+            <w:vAlign w:val="top"/>
+          </w:tcPr>
           <w:p>
             <w:pPr>
               <w:spacing w:after="40"/>
-            </w:pPr>
-            <w:r>
-              <w:rPr>
-                <w:sz w:val="21"/>
-                <w:szCs w:val="21"/>
-              </w:rPr>
-              <w:t xml:space="preserve">A math phrase built from numbers and operations, with no equal sign and no variable.</w:t>
-            </w:r>
-          </w:p>
-          <w:p>
-            <w:pPr>
-              <w:spacing w:after="0"/>
-            </w:pPr>
-            <w:r>
-              <w:rPr>
-                <w:b/>
-                <w:bCs/>
-                <w:color w:val="1FA6A2"/>
-                <w:sz w:val="18"/>
-                <w:szCs w:val="18"/>
-              </w:rPr>
-              <w:t xml:space="preserve">Example:  </w:t>
-            </w:r>
-            <w:r>
-              <w:rPr>
-                <w:i/>
-                <w:iCs/>
-                <w:color w:val="5F6F80"/>
-                <w:sz w:val="18"/>
-                <w:szCs w:val="18"/>
-              </w:rPr>
-              <w:t xml:space="preserve">4 × 20 is an expression; 4 × 20 = 80 is an equation</w:t>
-            </w:r>
-          </w:p>
-        </w:tc>
-      </w:tr>
-    </w:tbl>
-    <w:tbl>
-      <w:tblPr>
-        <w:tblW w:type="pct" w:w="100%"/>
-        <w:tblBorders>
-          <w:top w:val="none" w:color="FFFFFF" w:sz="0"/>
-          <w:left w:val="none" w:color="FFFFFF" w:sz="0"/>
-          <w:bottom w:val="single" w:color="C7D2DD" w:sz="4"/>
-          <w:right w:val="none" w:color="FFFFFF" w:sz="0"/>
-          <w:insideH w:val="none" w:color="FFFFFF" w:sz="0"/>
-          <w:insideV w:val="none" w:color="FFFFFF" w:sz="0"/>
-        </w:tblBorders>
-      </w:tblPr>
-      <w:tblGrid>
-        <w:gridCol w:w="1800"/>
-        <w:gridCol w:w="7560"/>
-      </w:tblGrid>
-      <w:tr>
-        <w:trPr>
-          <w:cantSplit/>
-        </w:trPr>
-        <w:tc>
-          <w:tcPr>
-            <w:tcW w:type="dxa" w:w="1800"/>
-            <w:tcMar>
-              <w:top w:type="dxa" w:w="100"/>
-              <w:left w:type="dxa" w:w="40"/>
-              <w:bottom w:type="dxa" w:w="100"/>
-              <w:right w:type="dxa" w:w="120"/>
-            </w:tcMar>
-            <w:vAlign w:val="center"/>
-          </w:tcPr>
-          <w:p>
-            <w:pPr>
-              <w:spacing w:after="0"/>
               <w:jc w:val="center"/>
             </w:pPr>
             <w:r>
               <w:drawing>
                 <wp:inline distT="0" distB="0" distL="0" distR="0">
-                  <wp:extent cx="1047750" cy="790575"/>
+                  <wp:extent cx="876300" cy="657225"/>
                   <wp:effectExtent t="0" r="0" b="0" l="0"/>
                   <wp:docPr id="1" name="" descr="" title=""/>
                   <wp:cNvGraphicFramePr>
@@ -624,7 +900,7 @@
                         <pic:spPr bwMode="auto">
                           <a:xfrm>
                             <a:off x="0" y="0"/>
-                            <a:ext cx="1047750" cy="790575"/>
+                            <a:ext cx="876300" cy="657225"/>
                           </a:xfrm>
                           <a:prstGeom prst="rect">
                             <a:avLst/>
@@ -637,32 +913,108 @@
               </w:drawing>
             </w:r>
           </w:p>
-        </w:tc>
-        <w:tc>
-          <w:tcPr>
-            <w:tcW w:type="dxa" w:w="7560"/>
-            <w:tcMar>
-              <w:top w:type="dxa" w:w="100"/>
-              <w:left w:type="dxa" w:w="40"/>
-              <w:bottom w:type="dxa" w:w="100"/>
-              <w:right w:type="dxa" w:w="40"/>
-            </w:tcMar>
-            <w:vAlign w:val="center"/>
-          </w:tcPr>
-          <w:p>
-            <w:pPr>
-              <w:spacing w:after="50"/>
+          <w:p>
+            <w:pPr>
+              <w:spacing w:after="0"/>
+            </w:pPr>
+            <w:r>
+              <w:rPr>
+                <w:i/>
+                <w:iCs/>
+                <w:color w:val="5F6F80"/>
+                <w:sz w:val="18"/>
+                <w:szCs w:val="18"/>
+              </w:rPr>
+              <w:t xml:space="preserve">Evaluate 3 + 2 × 4 → 3 + 8 = 11</w:t>
+            </w:r>
+          </w:p>
+        </w:tc>
+      </w:tr>
+      <w:tr>
+        <w:trPr>
+          <w:cantSplit/>
+        </w:trPr>
+        <w:tc>
+          <w:tcPr>
+            <w:tcW w:type="dxa" w:w="1800"/>
+            <w:tcMar>
+              <w:top w:type="dxa" w:w="80"/>
+              <w:left w:type="dxa" w:w="100"/>
+              <w:bottom w:type="dxa" w:w="80"/>
+              <w:right w:type="dxa" w:w="100"/>
+            </w:tcMar>
+            <w:vAlign w:val="top"/>
+          </w:tcPr>
+          <w:p>
+            <w:pPr>
+              <w:spacing w:after="30"/>
             </w:pPr>
             <w:r>
               <w:rPr>
                 <w:b/>
                 <w:bCs/>
                 <w:color w:val="12355B"/>
-                <w:sz w:val="24"/>
-                <w:szCs w:val="24"/>
-              </w:rPr>
-              <w:t xml:space="preserve">Evaluate</w:t>
-            </w:r>
+                <w:sz w:val="21"/>
+                <w:szCs w:val="21"/>
+              </w:rPr>
+              <w:t xml:space="preserve">Order of operations</w:t>
+            </w:r>
+          </w:p>
+          <w:p>
+            <w:pPr>
+              <w:spacing w:after="0"/>
+            </w:pPr>
+            <w:r>
+              <w:rPr>
+                <w:i/>
+                <w:iCs/>
+                <w:color w:val="5F6F80"/>
+                <w:sz w:val="18"/>
+                <w:szCs w:val="18"/>
+              </w:rPr>
+              <w:t xml:space="preserve">Orden de las operaciones</w:t>
+            </w:r>
+          </w:p>
+        </w:tc>
+        <w:tc>
+          <w:tcPr>
+            <w:tcW w:type="dxa" w:w="3160"/>
+            <w:tcMar>
+              <w:top w:type="dxa" w:w="80"/>
+              <w:left w:type="dxa" w:w="100"/>
+              <w:bottom w:type="dxa" w:w="80"/>
+              <w:right w:type="dxa" w:w="100"/>
+            </w:tcMar>
+            <w:vAlign w:val="top"/>
+          </w:tcPr>
+          <w:p>
+            <w:pPr>
+              <w:spacing w:after="0"/>
+            </w:pPr>
+            <w:r>
+              <w:rPr>
+                <w:sz w:val="20"/>
+                <w:szCs w:val="20"/>
+              </w:rPr>
+              <w:t xml:space="preserve">The agreed order for evaluating: grouping symbols, then exponents, then multiply and divide left to right, then add and subtract left to right.</w:t>
+            </w:r>
+          </w:p>
+        </w:tc>
+        <w:tc>
+          <w:tcPr>
+            <w:tcW w:type="dxa" w:w="2200"/>
+            <w:tcMar>
+              <w:top w:type="dxa" w:w="80"/>
+              <w:left w:type="dxa" w:w="100"/>
+              <w:bottom w:type="dxa" w:w="80"/>
+              <w:right w:type="dxa" w:w="100"/>
+            </w:tcMar>
+            <w:vAlign w:val="top"/>
+          </w:tcPr>
+          <w:p>
+            <w:pPr>
+              <w:spacing w:after="40"/>
+            </w:pPr>
             <w:r>
               <w:rPr>
                 <w:i/>
@@ -671,89 +1023,41 @@
                 <w:sz w:val="19"/>
                 <w:szCs w:val="19"/>
               </w:rPr>
-              <w:t xml:space="preserve">   Evaluar</w:t>
-            </w:r>
-          </w:p>
+              <w:t xml:space="preserve">Not Order of operations: write a counter-example that breaks the definition.</w:t>
+            </w:r>
+          </w:p>
+          <w:p>
+            <w:pPr>
+              <w:pBdr>
+                <w:bottom w:val="single" w:color="AFBECC" w:sz="6"/>
+              </w:pBdr>
+              <w:spacing w:after="30" w:before="150"/>
+            </w:pPr>
+            <w:r>
+              <w:t xml:space="preserve"/>
+            </w:r>
+          </w:p>
+        </w:tc>
+        <w:tc>
+          <w:tcPr>
+            <w:tcW w:type="dxa" w:w="2200"/>
+            <w:tcMar>
+              <w:top w:type="dxa" w:w="80"/>
+              <w:left w:type="dxa" w:w="100"/>
+              <w:bottom w:type="dxa" w:w="80"/>
+              <w:right w:type="dxa" w:w="100"/>
+            </w:tcMar>
+            <w:vAlign w:val="top"/>
+          </w:tcPr>
           <w:p>
             <w:pPr>
               <w:spacing w:after="40"/>
-            </w:pPr>
-            <w:r>
-              <w:rPr>
-                <w:sz w:val="21"/>
-                <w:szCs w:val="21"/>
-              </w:rPr>
-              <w:t xml:space="preserve">To find the single value an expression is worth by carrying out its operations in order.</w:t>
-            </w:r>
-          </w:p>
-          <w:p>
-            <w:pPr>
-              <w:spacing w:after="0"/>
-            </w:pPr>
-            <w:r>
-              <w:rPr>
-                <w:b/>
-                <w:bCs/>
-                <w:color w:val="1FA6A2"/>
-                <w:sz w:val="18"/>
-                <w:szCs w:val="18"/>
-              </w:rPr>
-              <w:t xml:space="preserve">Example:  </w:t>
-            </w:r>
-            <w:r>
-              <w:rPr>
-                <w:i/>
-                <w:iCs/>
-                <w:color w:val="5F6F80"/>
-                <w:sz w:val="18"/>
-                <w:szCs w:val="18"/>
-              </w:rPr>
-              <w:t xml:space="preserve">Evaluate 3 + 2 × 4 → 3 + 8 = 11</w:t>
-            </w:r>
-          </w:p>
-        </w:tc>
-      </w:tr>
-    </w:tbl>
-    <w:tbl>
-      <w:tblPr>
-        <w:tblW w:type="pct" w:w="100%"/>
-        <w:tblBorders>
-          <w:top w:val="none" w:color="FFFFFF" w:sz="0"/>
-          <w:left w:val="none" w:color="FFFFFF" w:sz="0"/>
-          <w:bottom w:val="single" w:color="C7D2DD" w:sz="4"/>
-          <w:right w:val="none" w:color="FFFFFF" w:sz="0"/>
-          <w:insideH w:val="none" w:color="FFFFFF" w:sz="0"/>
-          <w:insideV w:val="none" w:color="FFFFFF" w:sz="0"/>
-        </w:tblBorders>
-      </w:tblPr>
-      <w:tblGrid>
-        <w:gridCol w:w="1800"/>
-        <w:gridCol w:w="7560"/>
-      </w:tblGrid>
-      <w:tr>
-        <w:trPr>
-          <w:cantSplit/>
-        </w:trPr>
-        <w:tc>
-          <w:tcPr>
-            <w:tcW w:type="dxa" w:w="1800"/>
-            <w:tcMar>
-              <w:top w:type="dxa" w:w="100"/>
-              <w:left w:type="dxa" w:w="40"/>
-              <w:bottom w:type="dxa" w:w="100"/>
-              <w:right w:type="dxa" w:w="120"/>
-            </w:tcMar>
-            <w:vAlign w:val="center"/>
-          </w:tcPr>
-          <w:p>
-            <w:pPr>
-              <w:spacing w:after="0"/>
               <w:jc w:val="center"/>
             </w:pPr>
             <w:r>
               <w:drawing>
                 <wp:inline distT="0" distB="0" distL="0" distR="0">
-                  <wp:extent cx="1047750" cy="790575"/>
+                  <wp:extent cx="876300" cy="657225"/>
                   <wp:effectExtent t="0" r="0" b="0" l="0"/>
                   <wp:docPr id="1" name="" descr="" title=""/>
                   <wp:cNvGraphicFramePr>
@@ -778,7 +1082,7 @@
                         <pic:spPr bwMode="auto">
                           <a:xfrm>
                             <a:off x="0" y="0"/>
-                            <a:ext cx="1047750" cy="790575"/>
+                            <a:ext cx="876300" cy="657225"/>
                           </a:xfrm>
                           <a:prstGeom prst="rect">
                             <a:avLst/>
@@ -791,32 +1095,108 @@
               </w:drawing>
             </w:r>
           </w:p>
-        </w:tc>
-        <w:tc>
-          <w:tcPr>
-            <w:tcW w:type="dxa" w:w="7560"/>
-            <w:tcMar>
-              <w:top w:type="dxa" w:w="100"/>
-              <w:left w:type="dxa" w:w="40"/>
-              <w:bottom w:type="dxa" w:w="100"/>
-              <w:right w:type="dxa" w:w="40"/>
-            </w:tcMar>
-            <w:vAlign w:val="center"/>
-          </w:tcPr>
-          <w:p>
-            <w:pPr>
-              <w:spacing w:after="50"/>
+          <w:p>
+            <w:pPr>
+              <w:spacing w:after="0"/>
+            </w:pPr>
+            <w:r>
+              <w:rPr>
+                <w:i/>
+                <w:iCs/>
+                <w:color w:val="5F6F80"/>
+                <w:sz w:val="18"/>
+                <w:szCs w:val="18"/>
+              </w:rPr>
+              <w:t xml:space="preserve">3 + 4 × 2² → 3 + 4 × 4 → 3 + 16 = 19</w:t>
+            </w:r>
+          </w:p>
+        </w:tc>
+      </w:tr>
+      <w:tr>
+        <w:trPr>
+          <w:cantSplit/>
+        </w:trPr>
+        <w:tc>
+          <w:tcPr>
+            <w:tcW w:type="dxa" w:w="1800"/>
+            <w:tcMar>
+              <w:top w:type="dxa" w:w="80"/>
+              <w:left w:type="dxa" w:w="100"/>
+              <w:bottom w:type="dxa" w:w="80"/>
+              <w:right w:type="dxa" w:w="100"/>
+            </w:tcMar>
+            <w:vAlign w:val="top"/>
+          </w:tcPr>
+          <w:p>
+            <w:pPr>
+              <w:spacing w:after="30"/>
             </w:pPr>
             <w:r>
               <w:rPr>
                 <w:b/>
                 <w:bCs/>
                 <w:color w:val="12355B"/>
-                <w:sz w:val="24"/>
-                <w:szCs w:val="24"/>
-              </w:rPr>
-              <w:t xml:space="preserve">Order of operations</w:t>
-            </w:r>
+                <w:sz w:val="21"/>
+                <w:szCs w:val="21"/>
+              </w:rPr>
+              <w:t xml:space="preserve">Power</w:t>
+            </w:r>
+          </w:p>
+          <w:p>
+            <w:pPr>
+              <w:spacing w:after="0"/>
+            </w:pPr>
+            <w:r>
+              <w:rPr>
+                <w:i/>
+                <w:iCs/>
+                <w:color w:val="5F6F80"/>
+                <w:sz w:val="18"/>
+                <w:szCs w:val="18"/>
+              </w:rPr>
+              <w:t xml:space="preserve">Potencia</w:t>
+            </w:r>
+          </w:p>
+        </w:tc>
+        <w:tc>
+          <w:tcPr>
+            <w:tcW w:type="dxa" w:w="3160"/>
+            <w:tcMar>
+              <w:top w:type="dxa" w:w="80"/>
+              <w:left w:type="dxa" w:w="100"/>
+              <w:bottom w:type="dxa" w:w="80"/>
+              <w:right w:type="dxa" w:w="100"/>
+            </w:tcMar>
+            <w:vAlign w:val="top"/>
+          </w:tcPr>
+          <w:p>
+            <w:pPr>
+              <w:spacing w:after="0"/>
+            </w:pPr>
+            <w:r>
+              <w:rPr>
+                <w:sz w:val="20"/>
+                <w:szCs w:val="20"/>
+              </w:rPr>
+              <w:t xml:space="preserve">A short way to write repeated multiplication of the same factor, such as 2³ for 2 × 2 × 2.</w:t>
+            </w:r>
+          </w:p>
+        </w:tc>
+        <w:tc>
+          <w:tcPr>
+            <w:tcW w:type="dxa" w:w="2200"/>
+            <w:tcMar>
+              <w:top w:type="dxa" w:w="80"/>
+              <w:left w:type="dxa" w:w="100"/>
+              <w:bottom w:type="dxa" w:w="80"/>
+              <w:right w:type="dxa" w:w="100"/>
+            </w:tcMar>
+            <w:vAlign w:val="top"/>
+          </w:tcPr>
+          <w:p>
+            <w:pPr>
+              <w:spacing w:after="40"/>
+            </w:pPr>
             <w:r>
               <w:rPr>
                 <w:i/>
@@ -825,89 +1205,41 @@
                 <w:sz w:val="19"/>
                 <w:szCs w:val="19"/>
               </w:rPr>
-              <w:t xml:space="preserve">   Orden de las operaciones</w:t>
-            </w:r>
-          </w:p>
+              <w:t xml:space="preserve">Not Power: write a counter-example that breaks the definition.</w:t>
+            </w:r>
+          </w:p>
+          <w:p>
+            <w:pPr>
+              <w:pBdr>
+                <w:bottom w:val="single" w:color="AFBECC" w:sz="6"/>
+              </w:pBdr>
+              <w:spacing w:after="30" w:before="150"/>
+            </w:pPr>
+            <w:r>
+              <w:t xml:space="preserve"/>
+            </w:r>
+          </w:p>
+        </w:tc>
+        <w:tc>
+          <w:tcPr>
+            <w:tcW w:type="dxa" w:w="2200"/>
+            <w:tcMar>
+              <w:top w:type="dxa" w:w="80"/>
+              <w:left w:type="dxa" w:w="100"/>
+              <w:bottom w:type="dxa" w:w="80"/>
+              <w:right w:type="dxa" w:w="100"/>
+            </w:tcMar>
+            <w:vAlign w:val="top"/>
+          </w:tcPr>
           <w:p>
             <w:pPr>
               <w:spacing w:after="40"/>
-            </w:pPr>
-            <w:r>
-              <w:rPr>
-                <w:sz w:val="21"/>
-                <w:szCs w:val="21"/>
-              </w:rPr>
-              <w:t xml:space="preserve">The agreed order for evaluating: grouping symbols, then exponents, then multiply and divide left to right, then add and subtract left to right.</w:t>
-            </w:r>
-          </w:p>
-          <w:p>
-            <w:pPr>
-              <w:spacing w:after="0"/>
-            </w:pPr>
-            <w:r>
-              <w:rPr>
-                <w:b/>
-                <w:bCs/>
-                <w:color w:val="1FA6A2"/>
-                <w:sz w:val="18"/>
-                <w:szCs w:val="18"/>
-              </w:rPr>
-              <w:t xml:space="preserve">Example:  </w:t>
-            </w:r>
-            <w:r>
-              <w:rPr>
-                <w:i/>
-                <w:iCs/>
-                <w:color w:val="5F6F80"/>
-                <w:sz w:val="18"/>
-                <w:szCs w:val="18"/>
-              </w:rPr>
-              <w:t xml:space="preserve">3 + 4 × 2² → 3 + 4 × 4 → 3 + 16 = 19</w:t>
-            </w:r>
-          </w:p>
-        </w:tc>
-      </w:tr>
-    </w:tbl>
-    <w:tbl>
-      <w:tblPr>
-        <w:tblW w:type="pct" w:w="100%"/>
-        <w:tblBorders>
-          <w:top w:val="none" w:color="FFFFFF" w:sz="0"/>
-          <w:left w:val="none" w:color="FFFFFF" w:sz="0"/>
-          <w:bottom w:val="single" w:color="C7D2DD" w:sz="4"/>
-          <w:right w:val="none" w:color="FFFFFF" w:sz="0"/>
-          <w:insideH w:val="none" w:color="FFFFFF" w:sz="0"/>
-          <w:insideV w:val="none" w:color="FFFFFF" w:sz="0"/>
-        </w:tblBorders>
-      </w:tblPr>
-      <w:tblGrid>
-        <w:gridCol w:w="1800"/>
-        <w:gridCol w:w="7560"/>
-      </w:tblGrid>
-      <w:tr>
-        <w:trPr>
-          <w:cantSplit/>
-        </w:trPr>
-        <w:tc>
-          <w:tcPr>
-            <w:tcW w:type="dxa" w:w="1800"/>
-            <w:tcMar>
-              <w:top w:type="dxa" w:w="100"/>
-              <w:left w:type="dxa" w:w="40"/>
-              <w:bottom w:type="dxa" w:w="100"/>
-              <w:right w:type="dxa" w:w="120"/>
-            </w:tcMar>
-            <w:vAlign w:val="center"/>
-          </w:tcPr>
-          <w:p>
-            <w:pPr>
-              <w:spacing w:after="0"/>
               <w:jc w:val="center"/>
             </w:pPr>
             <w:r>
               <w:drawing>
                 <wp:inline distT="0" distB="0" distL="0" distR="0">
-                  <wp:extent cx="1047750" cy="790575"/>
+                  <wp:extent cx="876300" cy="657225"/>
                   <wp:effectExtent t="0" r="0" b="0" l="0"/>
                   <wp:docPr id="1" name="" descr="" title=""/>
                   <wp:cNvGraphicFramePr>
@@ -932,7 +1264,7 @@
                         <pic:spPr bwMode="auto">
                           <a:xfrm>
                             <a:off x="0" y="0"/>
-                            <a:ext cx="1047750" cy="790575"/>
+                            <a:ext cx="876300" cy="657225"/>
                           </a:xfrm>
                           <a:prstGeom prst="rect">
                             <a:avLst/>
@@ -945,32 +1277,108 @@
               </w:drawing>
             </w:r>
           </w:p>
-        </w:tc>
-        <w:tc>
-          <w:tcPr>
-            <w:tcW w:type="dxa" w:w="7560"/>
-            <w:tcMar>
-              <w:top w:type="dxa" w:w="100"/>
-              <w:left w:type="dxa" w:w="40"/>
-              <w:bottom w:type="dxa" w:w="100"/>
-              <w:right w:type="dxa" w:w="40"/>
-            </w:tcMar>
-            <w:vAlign w:val="center"/>
-          </w:tcPr>
-          <w:p>
-            <w:pPr>
-              <w:spacing w:after="50"/>
+          <w:p>
+            <w:pPr>
+              <w:spacing w:after="0"/>
+            </w:pPr>
+            <w:r>
+              <w:rPr>
+                <w:i/>
+                <w:iCs/>
+                <w:color w:val="5F6F80"/>
+                <w:sz w:val="18"/>
+                <w:szCs w:val="18"/>
+              </w:rPr>
+              <w:t xml:space="preserve">2³ = 2 × 2 × 2 = 8</w:t>
+            </w:r>
+          </w:p>
+        </w:tc>
+      </w:tr>
+      <w:tr>
+        <w:trPr>
+          <w:cantSplit/>
+        </w:trPr>
+        <w:tc>
+          <w:tcPr>
+            <w:tcW w:type="dxa" w:w="1800"/>
+            <w:tcMar>
+              <w:top w:type="dxa" w:w="80"/>
+              <w:left w:type="dxa" w:w="100"/>
+              <w:bottom w:type="dxa" w:w="80"/>
+              <w:right w:type="dxa" w:w="100"/>
+            </w:tcMar>
+            <w:vAlign w:val="top"/>
+          </w:tcPr>
+          <w:p>
+            <w:pPr>
+              <w:spacing w:after="30"/>
             </w:pPr>
             <w:r>
               <w:rPr>
                 <w:b/>
                 <w:bCs/>
                 <w:color w:val="12355B"/>
-                <w:sz w:val="24"/>
-                <w:szCs w:val="24"/>
-              </w:rPr>
-              <w:t xml:space="preserve">Power</w:t>
-            </w:r>
+                <w:sz w:val="21"/>
+                <w:szCs w:val="21"/>
+              </w:rPr>
+              <w:t xml:space="preserve">Base</w:t>
+            </w:r>
+          </w:p>
+          <w:p>
+            <w:pPr>
+              <w:spacing w:after="0"/>
+            </w:pPr>
+            <w:r>
+              <w:rPr>
+                <w:i/>
+                <w:iCs/>
+                <w:color w:val="5F6F80"/>
+                <w:sz w:val="18"/>
+                <w:szCs w:val="18"/>
+              </w:rPr>
+              <w:t xml:space="preserve">Base</w:t>
+            </w:r>
+          </w:p>
+        </w:tc>
+        <w:tc>
+          <w:tcPr>
+            <w:tcW w:type="dxa" w:w="3160"/>
+            <w:tcMar>
+              <w:top w:type="dxa" w:w="80"/>
+              <w:left w:type="dxa" w:w="100"/>
+              <w:bottom w:type="dxa" w:w="80"/>
+              <w:right w:type="dxa" w:w="100"/>
+            </w:tcMar>
+            <w:vAlign w:val="top"/>
+          </w:tcPr>
+          <w:p>
+            <w:pPr>
+              <w:spacing w:after="0"/>
+            </w:pPr>
+            <w:r>
+              <w:rPr>
+                <w:sz w:val="20"/>
+                <w:szCs w:val="20"/>
+              </w:rPr>
+              <w:t xml:space="preserve">In a power, the number being multiplied by itself. In 2³ the base is 2.</w:t>
+            </w:r>
+          </w:p>
+        </w:tc>
+        <w:tc>
+          <w:tcPr>
+            <w:tcW w:type="dxa" w:w="2200"/>
+            <w:tcMar>
+              <w:top w:type="dxa" w:w="80"/>
+              <w:left w:type="dxa" w:w="100"/>
+              <w:bottom w:type="dxa" w:w="80"/>
+              <w:right w:type="dxa" w:w="100"/>
+            </w:tcMar>
+            <w:vAlign w:val="top"/>
+          </w:tcPr>
+          <w:p>
+            <w:pPr>
+              <w:spacing w:after="40"/>
+            </w:pPr>
             <w:r>
               <w:rPr>
                 <w:i/>
@@ -979,89 +1387,41 @@
                 <w:sz w:val="19"/>
                 <w:szCs w:val="19"/>
               </w:rPr>
-              <w:t xml:space="preserve">   Potencia</w:t>
-            </w:r>
-          </w:p>
+              <w:t xml:space="preserve">Not Base: write a counter-example that breaks the definition.</w:t>
+            </w:r>
+          </w:p>
+          <w:p>
+            <w:pPr>
+              <w:pBdr>
+                <w:bottom w:val="single" w:color="AFBECC" w:sz="6"/>
+              </w:pBdr>
+              <w:spacing w:after="30" w:before="150"/>
+            </w:pPr>
+            <w:r>
+              <w:t xml:space="preserve"/>
+            </w:r>
+          </w:p>
+        </w:tc>
+        <w:tc>
+          <w:tcPr>
+            <w:tcW w:type="dxa" w:w="2200"/>
+            <w:tcMar>
+              <w:top w:type="dxa" w:w="80"/>
+              <w:left w:type="dxa" w:w="100"/>
+              <w:bottom w:type="dxa" w:w="80"/>
+              <w:right w:type="dxa" w:w="100"/>
+            </w:tcMar>
+            <w:vAlign w:val="top"/>
+          </w:tcPr>
           <w:p>
             <w:pPr>
               <w:spacing w:after="40"/>
-            </w:pPr>
-            <w:r>
-              <w:rPr>
-                <w:sz w:val="21"/>
-                <w:szCs w:val="21"/>
-              </w:rPr>
-              <w:t xml:space="preserve">A short way to write repeated multiplication of the same factor, such as 2³ for 2 × 2 × 2.</w:t>
-            </w:r>
-          </w:p>
-          <w:p>
-            <w:pPr>
-              <w:spacing w:after="0"/>
-            </w:pPr>
-            <w:r>
-              <w:rPr>
-                <w:b/>
-                <w:bCs/>
-                <w:color w:val="1FA6A2"/>
-                <w:sz w:val="18"/>
-                <w:szCs w:val="18"/>
-              </w:rPr>
-              <w:t xml:space="preserve">Example:  </w:t>
-            </w:r>
-            <w:r>
-              <w:rPr>
-                <w:i/>
-                <w:iCs/>
-                <w:color w:val="5F6F80"/>
-                <w:sz w:val="18"/>
-                <w:szCs w:val="18"/>
-              </w:rPr>
-              <w:t xml:space="preserve">2³ = 2 × 2 × 2 = 8</w:t>
-            </w:r>
-          </w:p>
-        </w:tc>
-      </w:tr>
-    </w:tbl>
-    <w:tbl>
-      <w:tblPr>
-        <w:tblW w:type="pct" w:w="100%"/>
-        <w:tblBorders>
-          <w:top w:val="none" w:color="FFFFFF" w:sz="0"/>
-          <w:left w:val="none" w:color="FFFFFF" w:sz="0"/>
-          <w:bottom w:val="single" w:color="C7D2DD" w:sz="4"/>
-          <w:right w:val="none" w:color="FFFFFF" w:sz="0"/>
-          <w:insideH w:val="none" w:color="FFFFFF" w:sz="0"/>
-          <w:insideV w:val="none" w:color="FFFFFF" w:sz="0"/>
-        </w:tblBorders>
-      </w:tblPr>
-      <w:tblGrid>
-        <w:gridCol w:w="1800"/>
-        <w:gridCol w:w="7560"/>
-      </w:tblGrid>
-      <w:tr>
-        <w:trPr>
-          <w:cantSplit/>
-        </w:trPr>
-        <w:tc>
-          <w:tcPr>
-            <w:tcW w:type="dxa" w:w="1800"/>
-            <w:tcMar>
-              <w:top w:type="dxa" w:w="100"/>
-              <w:left w:type="dxa" w:w="40"/>
-              <w:bottom w:type="dxa" w:w="100"/>
-              <w:right w:type="dxa" w:w="120"/>
-            </w:tcMar>
-            <w:vAlign w:val="center"/>
-          </w:tcPr>
-          <w:p>
-            <w:pPr>
-              <w:spacing w:after="0"/>
               <w:jc w:val="center"/>
             </w:pPr>
             <w:r>
               <w:drawing>
                 <wp:inline distT="0" distB="0" distL="0" distR="0">
-                  <wp:extent cx="1047750" cy="790575"/>
+                  <wp:extent cx="876300" cy="657225"/>
                   <wp:effectExtent t="0" r="0" b="0" l="0"/>
                   <wp:docPr id="1" name="" descr="" title=""/>
                   <wp:cNvGraphicFramePr>
@@ -1086,7 +1446,7 @@
                         <pic:spPr bwMode="auto">
                           <a:xfrm>
                             <a:off x="0" y="0"/>
-                            <a:ext cx="1047750" cy="790575"/>
+                            <a:ext cx="876300" cy="657225"/>
                           </a:xfrm>
                           <a:prstGeom prst="rect">
                             <a:avLst/>
@@ -1099,32 +1459,108 @@
               </w:drawing>
             </w:r>
           </w:p>
-        </w:tc>
-        <w:tc>
-          <w:tcPr>
-            <w:tcW w:type="dxa" w:w="7560"/>
-            <w:tcMar>
-              <w:top w:type="dxa" w:w="100"/>
-              <w:left w:type="dxa" w:w="40"/>
-              <w:bottom w:type="dxa" w:w="100"/>
-              <w:right w:type="dxa" w:w="40"/>
-            </w:tcMar>
-            <w:vAlign w:val="center"/>
-          </w:tcPr>
-          <w:p>
-            <w:pPr>
-              <w:spacing w:after="50"/>
+          <w:p>
+            <w:pPr>
+              <w:spacing w:after="0"/>
+            </w:pPr>
+            <w:r>
+              <w:rPr>
+                <w:i/>
+                <w:iCs/>
+                <w:color w:val="5F6F80"/>
+                <w:sz w:val="18"/>
+                <w:szCs w:val="18"/>
+              </w:rPr>
+              <w:t xml:space="preserve">2³ — the 2 is the base</w:t>
+            </w:r>
+          </w:p>
+        </w:tc>
+      </w:tr>
+      <w:tr>
+        <w:trPr>
+          <w:cantSplit/>
+        </w:trPr>
+        <w:tc>
+          <w:tcPr>
+            <w:tcW w:type="dxa" w:w="1800"/>
+            <w:tcMar>
+              <w:top w:type="dxa" w:w="80"/>
+              <w:left w:type="dxa" w:w="100"/>
+              <w:bottom w:type="dxa" w:w="80"/>
+              <w:right w:type="dxa" w:w="100"/>
+            </w:tcMar>
+            <w:vAlign w:val="top"/>
+          </w:tcPr>
+          <w:p>
+            <w:pPr>
+              <w:spacing w:after="30"/>
             </w:pPr>
             <w:r>
               <w:rPr>
                 <w:b/>
                 <w:bCs/>
                 <w:color w:val="12355B"/>
-                <w:sz w:val="24"/>
-                <w:szCs w:val="24"/>
-              </w:rPr>
-              <w:t xml:space="preserve">Base</w:t>
-            </w:r>
+                <w:sz w:val="21"/>
+                <w:szCs w:val="21"/>
+              </w:rPr>
+              <w:t xml:space="preserve">Exponent</w:t>
+            </w:r>
+          </w:p>
+          <w:p>
+            <w:pPr>
+              <w:spacing w:after="0"/>
+            </w:pPr>
+            <w:r>
+              <w:rPr>
+                <w:i/>
+                <w:iCs/>
+                <w:color w:val="5F6F80"/>
+                <w:sz w:val="18"/>
+                <w:szCs w:val="18"/>
+              </w:rPr>
+              <w:t xml:space="preserve">Exponente</w:t>
+            </w:r>
+          </w:p>
+        </w:tc>
+        <w:tc>
+          <w:tcPr>
+            <w:tcW w:type="dxa" w:w="3160"/>
+            <w:tcMar>
+              <w:top w:type="dxa" w:w="80"/>
+              <w:left w:type="dxa" w:w="100"/>
+              <w:bottom w:type="dxa" w:w="80"/>
+              <w:right w:type="dxa" w:w="100"/>
+            </w:tcMar>
+            <w:vAlign w:val="top"/>
+          </w:tcPr>
+          <w:p>
+            <w:pPr>
+              <w:spacing w:after="0"/>
+            </w:pPr>
+            <w:r>
+              <w:rPr>
+                <w:sz w:val="20"/>
+                <w:szCs w:val="20"/>
+              </w:rPr>
+              <w:t xml:space="preserve">In a power, the small raised number that says how many times the base is used as a factor.</w:t>
+            </w:r>
+          </w:p>
+        </w:tc>
+        <w:tc>
+          <w:tcPr>
+            <w:tcW w:type="dxa" w:w="2200"/>
+            <w:tcMar>
+              <w:top w:type="dxa" w:w="80"/>
+              <w:left w:type="dxa" w:w="100"/>
+              <w:bottom w:type="dxa" w:w="80"/>
+              <w:right w:type="dxa" w:w="100"/>
+            </w:tcMar>
+            <w:vAlign w:val="top"/>
+          </w:tcPr>
+          <w:p>
+            <w:pPr>
+              <w:spacing w:after="40"/>
+            </w:pPr>
             <w:r>
               <w:rPr>
                 <w:i/>
@@ -1133,89 +1569,41 @@
                 <w:sz w:val="19"/>
                 <w:szCs w:val="19"/>
               </w:rPr>
-              <w:t xml:space="preserve">   Base</w:t>
-            </w:r>
-          </w:p>
+              <w:t xml:space="preserve">Not Exponent: write a counter-example that breaks the definition.</w:t>
+            </w:r>
+          </w:p>
+          <w:p>
+            <w:pPr>
+              <w:pBdr>
+                <w:bottom w:val="single" w:color="AFBECC" w:sz="6"/>
+              </w:pBdr>
+              <w:spacing w:after="30" w:before="150"/>
+            </w:pPr>
+            <w:r>
+              <w:t xml:space="preserve"/>
+            </w:r>
+          </w:p>
+        </w:tc>
+        <w:tc>
+          <w:tcPr>
+            <w:tcW w:type="dxa" w:w="2200"/>
+            <w:tcMar>
+              <w:top w:type="dxa" w:w="80"/>
+              <w:left w:type="dxa" w:w="100"/>
+              <w:bottom w:type="dxa" w:w="80"/>
+              <w:right w:type="dxa" w:w="100"/>
+            </w:tcMar>
+            <w:vAlign w:val="top"/>
+          </w:tcPr>
           <w:p>
             <w:pPr>
               <w:spacing w:after="40"/>
-            </w:pPr>
-            <w:r>
-              <w:rPr>
-                <w:sz w:val="21"/>
-                <w:szCs w:val="21"/>
-              </w:rPr>
-              <w:t xml:space="preserve">In a power, the number being multiplied by itself. In 2³ the base is 2.</w:t>
-            </w:r>
-          </w:p>
-          <w:p>
-            <w:pPr>
-              <w:spacing w:after="0"/>
-            </w:pPr>
-            <w:r>
-              <w:rPr>
-                <w:b/>
-                <w:bCs/>
-                <w:color w:val="1FA6A2"/>
-                <w:sz w:val="18"/>
-                <w:szCs w:val="18"/>
-              </w:rPr>
-              <w:t xml:space="preserve">Example:  </w:t>
-            </w:r>
-            <w:r>
-              <w:rPr>
-                <w:i/>
-                <w:iCs/>
-                <w:color w:val="5F6F80"/>
-                <w:sz w:val="18"/>
-                <w:szCs w:val="18"/>
-              </w:rPr>
-              <w:t xml:space="preserve">2³ — the 2 is the base</w:t>
-            </w:r>
-          </w:p>
-        </w:tc>
-      </w:tr>
-    </w:tbl>
-    <w:tbl>
-      <w:tblPr>
-        <w:tblW w:type="pct" w:w="100%"/>
-        <w:tblBorders>
-          <w:top w:val="none" w:color="FFFFFF" w:sz="0"/>
-          <w:left w:val="none" w:color="FFFFFF" w:sz="0"/>
-          <w:bottom w:val="single" w:color="C7D2DD" w:sz="4"/>
-          <w:right w:val="none" w:color="FFFFFF" w:sz="0"/>
-          <w:insideH w:val="none" w:color="FFFFFF" w:sz="0"/>
-          <w:insideV w:val="none" w:color="FFFFFF" w:sz="0"/>
-        </w:tblBorders>
-      </w:tblPr>
-      <w:tblGrid>
-        <w:gridCol w:w="1800"/>
-        <w:gridCol w:w="7560"/>
-      </w:tblGrid>
-      <w:tr>
-        <w:trPr>
-          <w:cantSplit/>
-        </w:trPr>
-        <w:tc>
-          <w:tcPr>
-            <w:tcW w:type="dxa" w:w="1800"/>
-            <w:tcMar>
-              <w:top w:type="dxa" w:w="100"/>
-              <w:left w:type="dxa" w:w="40"/>
-              <w:bottom w:type="dxa" w:w="100"/>
-              <w:right w:type="dxa" w:w="120"/>
-            </w:tcMar>
-            <w:vAlign w:val="center"/>
-          </w:tcPr>
-          <w:p>
-            <w:pPr>
-              <w:spacing w:after="0"/>
               <w:jc w:val="center"/>
             </w:pPr>
             <w:r>
               <w:drawing>
                 <wp:inline distT="0" distB="0" distL="0" distR="0">
-                  <wp:extent cx="1047750" cy="790575"/>
+                  <wp:extent cx="876300" cy="657225"/>
                   <wp:effectExtent t="0" r="0" b="0" l="0"/>
                   <wp:docPr id="1" name="" descr="" title=""/>
                   <wp:cNvGraphicFramePr>
@@ -1240,7 +1628,7 @@
                         <pic:spPr bwMode="auto">
                           <a:xfrm>
                             <a:off x="0" y="0"/>
-                            <a:ext cx="1047750" cy="790575"/>
+                            <a:ext cx="876300" cy="657225"/>
                           </a:xfrm>
                           <a:prstGeom prst="rect">
                             <a:avLst/>
@@ -1253,32 +1641,108 @@
               </w:drawing>
             </w:r>
           </w:p>
-        </w:tc>
-        <w:tc>
-          <w:tcPr>
-            <w:tcW w:type="dxa" w:w="7560"/>
-            <w:tcMar>
-              <w:top w:type="dxa" w:w="100"/>
-              <w:left w:type="dxa" w:w="40"/>
-              <w:bottom w:type="dxa" w:w="100"/>
-              <w:right w:type="dxa" w:w="40"/>
-            </w:tcMar>
-            <w:vAlign w:val="center"/>
-          </w:tcPr>
-          <w:p>
-            <w:pPr>
-              <w:spacing w:after="50"/>
+          <w:p>
+            <w:pPr>
+              <w:spacing w:after="0"/>
+            </w:pPr>
+            <w:r>
+              <w:rPr>
+                <w:i/>
+                <w:iCs/>
+                <w:color w:val="5F6F80"/>
+                <w:sz w:val="18"/>
+                <w:szCs w:val="18"/>
+              </w:rPr>
+              <w:t xml:space="preserve">2³ — the 3 is the exponent</w:t>
+            </w:r>
+          </w:p>
+        </w:tc>
+      </w:tr>
+      <w:tr>
+        <w:trPr>
+          <w:cantSplit/>
+        </w:trPr>
+        <w:tc>
+          <w:tcPr>
+            <w:tcW w:type="dxa" w:w="1800"/>
+            <w:tcMar>
+              <w:top w:type="dxa" w:w="80"/>
+              <w:left w:type="dxa" w:w="100"/>
+              <w:bottom w:type="dxa" w:w="80"/>
+              <w:right w:type="dxa" w:w="100"/>
+            </w:tcMar>
+            <w:vAlign w:val="top"/>
+          </w:tcPr>
+          <w:p>
+            <w:pPr>
+              <w:spacing w:after="30"/>
             </w:pPr>
             <w:r>
               <w:rPr>
                 <w:b/>
                 <w:bCs/>
                 <w:color w:val="12355B"/>
-                <w:sz w:val="24"/>
-                <w:szCs w:val="24"/>
-              </w:rPr>
-              <w:t xml:space="preserve">Exponent</w:t>
-            </w:r>
+                <w:sz w:val="21"/>
+                <w:szCs w:val="21"/>
+              </w:rPr>
+              <w:t xml:space="preserve">Grouping symbols</w:t>
+            </w:r>
+          </w:p>
+          <w:p>
+            <w:pPr>
+              <w:spacing w:after="0"/>
+            </w:pPr>
+            <w:r>
+              <w:rPr>
+                <w:i/>
+                <w:iCs/>
+                <w:color w:val="5F6F80"/>
+                <w:sz w:val="18"/>
+                <w:szCs w:val="18"/>
+              </w:rPr>
+              <w:t xml:space="preserve">Símbolos de agrupación</w:t>
+            </w:r>
+          </w:p>
+        </w:tc>
+        <w:tc>
+          <w:tcPr>
+            <w:tcW w:type="dxa" w:w="3160"/>
+            <w:tcMar>
+              <w:top w:type="dxa" w:w="80"/>
+              <w:left w:type="dxa" w:w="100"/>
+              <w:bottom w:type="dxa" w:w="80"/>
+              <w:right w:type="dxa" w:w="100"/>
+            </w:tcMar>
+            <w:vAlign w:val="top"/>
+          </w:tcPr>
+          <w:p>
+            <w:pPr>
+              <w:spacing w:after="0"/>
+            </w:pPr>
+            <w:r>
+              <w:rPr>
+                <w:sz w:val="20"/>
+                <w:szCs w:val="20"/>
+              </w:rPr>
+              <w:t xml:space="preserve">Parentheses or brackets; the work inside them is done first.</w:t>
+            </w:r>
+          </w:p>
+        </w:tc>
+        <w:tc>
+          <w:tcPr>
+            <w:tcW w:type="dxa" w:w="2200"/>
+            <w:tcMar>
+              <w:top w:type="dxa" w:w="80"/>
+              <w:left w:type="dxa" w:w="100"/>
+              <w:bottom w:type="dxa" w:w="80"/>
+              <w:right w:type="dxa" w:w="100"/>
+            </w:tcMar>
+            <w:vAlign w:val="top"/>
+          </w:tcPr>
+          <w:p>
+            <w:pPr>
+              <w:spacing w:after="40"/>
+            </w:pPr>
             <w:r>
               <w:rPr>
                 <w:i/>
@@ -1287,89 +1751,41 @@
                 <w:sz w:val="19"/>
                 <w:szCs w:val="19"/>
               </w:rPr>
-              <w:t xml:space="preserve">   Exponente</w:t>
-            </w:r>
-          </w:p>
+              <w:t xml:space="preserve">Not Grouping symbols: write a counter-example that breaks the definition.</w:t>
+            </w:r>
+          </w:p>
+          <w:p>
+            <w:pPr>
+              <w:pBdr>
+                <w:bottom w:val="single" w:color="AFBECC" w:sz="6"/>
+              </w:pBdr>
+              <w:spacing w:after="30" w:before="150"/>
+            </w:pPr>
+            <w:r>
+              <w:t xml:space="preserve"/>
+            </w:r>
+          </w:p>
+        </w:tc>
+        <w:tc>
+          <w:tcPr>
+            <w:tcW w:type="dxa" w:w="2200"/>
+            <w:tcMar>
+              <w:top w:type="dxa" w:w="80"/>
+              <w:left w:type="dxa" w:w="100"/>
+              <w:bottom w:type="dxa" w:w="80"/>
+              <w:right w:type="dxa" w:w="100"/>
+            </w:tcMar>
+            <w:vAlign w:val="top"/>
+          </w:tcPr>
           <w:p>
             <w:pPr>
               <w:spacing w:after="40"/>
-            </w:pPr>
-            <w:r>
-              <w:rPr>
-                <w:sz w:val="21"/>
-                <w:szCs w:val="21"/>
-              </w:rPr>
-              <w:t xml:space="preserve">In a power, the small raised number that says how many times the base is used as a factor.</w:t>
-            </w:r>
-          </w:p>
-          <w:p>
-            <w:pPr>
-              <w:spacing w:after="0"/>
-            </w:pPr>
-            <w:r>
-              <w:rPr>
-                <w:b/>
-                <w:bCs/>
-                <w:color w:val="1FA6A2"/>
-                <w:sz w:val="18"/>
-                <w:szCs w:val="18"/>
-              </w:rPr>
-              <w:t xml:space="preserve">Example:  </w:t>
-            </w:r>
-            <w:r>
-              <w:rPr>
-                <w:i/>
-                <w:iCs/>
-                <w:color w:val="5F6F80"/>
-                <w:sz w:val="18"/>
-                <w:szCs w:val="18"/>
-              </w:rPr>
-              <w:t xml:space="preserve">2³ — the 3 is the exponent</w:t>
-            </w:r>
-          </w:p>
-        </w:tc>
-      </w:tr>
-    </w:tbl>
-    <w:tbl>
-      <w:tblPr>
-        <w:tblW w:type="pct" w:w="100%"/>
-        <w:tblBorders>
-          <w:top w:val="none" w:color="FFFFFF" w:sz="0"/>
-          <w:left w:val="none" w:color="FFFFFF" w:sz="0"/>
-          <w:bottom w:val="single" w:color="C7D2DD" w:sz="4"/>
-          <w:right w:val="none" w:color="FFFFFF" w:sz="0"/>
-          <w:insideH w:val="none" w:color="FFFFFF" w:sz="0"/>
-          <w:insideV w:val="none" w:color="FFFFFF" w:sz="0"/>
-        </w:tblBorders>
-      </w:tblPr>
-      <w:tblGrid>
-        <w:gridCol w:w="1800"/>
-        <w:gridCol w:w="7560"/>
-      </w:tblGrid>
-      <w:tr>
-        <w:trPr>
-          <w:cantSplit/>
-        </w:trPr>
-        <w:tc>
-          <w:tcPr>
-            <w:tcW w:type="dxa" w:w="1800"/>
-            <w:tcMar>
-              <w:top w:type="dxa" w:w="100"/>
-              <w:left w:type="dxa" w:w="40"/>
-              <w:bottom w:type="dxa" w:w="100"/>
-              <w:right w:type="dxa" w:w="120"/>
-            </w:tcMar>
-            <w:vAlign w:val="center"/>
-          </w:tcPr>
-          <w:p>
-            <w:pPr>
-              <w:spacing w:after="0"/>
               <w:jc w:val="center"/>
             </w:pPr>
             <w:r>
               <w:drawing>
                 <wp:inline distT="0" distB="0" distL="0" distR="0">
-                  <wp:extent cx="1047750" cy="790575"/>
+                  <wp:extent cx="876300" cy="657225"/>
                   <wp:effectExtent t="0" r="0" b="0" l="0"/>
                   <wp:docPr id="1" name="" descr="" title=""/>
                   <wp:cNvGraphicFramePr>
@@ -1394,7 +1810,7 @@
                         <pic:spPr bwMode="auto">
                           <a:xfrm>
                             <a:off x="0" y="0"/>
-                            <a:ext cx="1047750" cy="790575"/>
+                            <a:ext cx="876300" cy="657225"/>
                           </a:xfrm>
                           <a:prstGeom prst="rect">
                             <a:avLst/>
@@ -1407,69 +1823,10 @@
               </w:drawing>
             </w:r>
           </w:p>
-        </w:tc>
-        <w:tc>
-          <w:tcPr>
-            <w:tcW w:type="dxa" w:w="7560"/>
-            <w:tcMar>
-              <w:top w:type="dxa" w:w="100"/>
-              <w:left w:type="dxa" w:w="40"/>
-              <w:bottom w:type="dxa" w:w="100"/>
-              <w:right w:type="dxa" w:w="40"/>
-            </w:tcMar>
-            <w:vAlign w:val="center"/>
-          </w:tcPr>
-          <w:p>
-            <w:pPr>
-              <w:spacing w:after="50"/>
-            </w:pPr>
-            <w:r>
-              <w:rPr>
-                <w:b/>
-                <w:bCs/>
-                <w:color w:val="12355B"/>
-                <w:sz w:val="24"/>
-                <w:szCs w:val="24"/>
-              </w:rPr>
-              <w:t xml:space="preserve">Grouping symbols</w:t>
-            </w:r>
-            <w:r>
-              <w:rPr>
-                <w:i/>
-                <w:iCs/>
-                <w:color w:val="5F6F80"/>
-                <w:sz w:val="19"/>
-                <w:szCs w:val="19"/>
-              </w:rPr>
-              <w:t xml:space="preserve">   Símbolos de agrupación</w:t>
-            </w:r>
-          </w:p>
-          <w:p>
-            <w:pPr>
-              <w:spacing w:after="40"/>
-            </w:pPr>
-            <w:r>
-              <w:rPr>
-                <w:sz w:val="21"/>
-                <w:szCs w:val="21"/>
-              </w:rPr>
-              <w:t xml:space="preserve">Parentheses or brackets; the work inside them is done first.</w:t>
-            </w:r>
-          </w:p>
           <w:p>
             <w:pPr>
               <w:spacing w:after="0"/>
             </w:pPr>
-            <w:r>
-              <w:rPr>
-                <w:b/>
-                <w:bCs/>
-                <w:color w:val="1FA6A2"/>
-                <w:sz w:val="18"/>
-                <w:szCs w:val="18"/>
-              </w:rPr>
-              <w:t xml:space="preserve">Example:  </w:t>
-            </w:r>
             <w:r>
               <w:rPr>
                 <w:i/>
@@ -2838,7 +3195,7 @@
                 <w:sz w:val="21"/>
                 <w:szCs w:val="21"/>
               </w:rPr>
-              <w:t xml:space="preserve">The studio's booking sheet lists a price for each kind of seat. Writing one numerical expression for the whole order — and evaluating it in the right order — is faster and easier to check than adding costs one at a time. Some counts are written as powers, so the exponent has to be handled before any multiplying.</w:t>
+              <w:t xml:space="preserve">The studio's booking sheet lists a price for each kind of seat. Writing one numerical expression for the whole order — and evaluating it in the right order — is faster and easier to check than adding costs one at a time. Some counts are written as powers, so the exponent has to be handled before any multiplying. The booking sheet lists a $150 base fee plus $12 for each speaker rented. Write one expression for the cost of renting 5 speakers.</w:t>
             </w:r>
           </w:p>
         </w:tc>
@@ -3849,7 +4206,7 @@
           <w:sz w:val="19"/>
           <w:szCs w:val="19"/>
         </w:rPr>
-        <w:t xml:space="preserve">   You Do — show your work</w:t>
+        <w:t xml:space="preserve">   You Do — show your work and reasoning</w:t>
       </w:r>
     </w:p>
     <w:p>
@@ -3864,7 +4221,7 @@
           <w:sz w:val="19"/>
           <w:szCs w:val="19"/>
         </w:rPr>
-        <w:t xml:space="preserve">Solve each problem. Show your thinking in the work box.</w:t>
+        <w:t xml:space="preserve">Solve each problem in the middle column and explain your reasoning using the sentence starters on the right.</w:t>
       </w:r>
     </w:p>
     <w:p>
@@ -3893,120 +4250,219 @@
         <w:t xml:space="preserve">   extra scaffolding</w:t>
       </w:r>
     </w:p>
-    <w:p>
-      <w:pPr>
-        <w:keepNext/>
-        <w:spacing w:after="60" w:before="160"/>
-      </w:pPr>
-      <w:r>
-        <w:rPr>
-          <w:b/>
-          <w:bCs/>
-          <w:color w:val="12355B"/>
-          <w:sz w:val="22"/>
-          <w:szCs w:val="22"/>
-        </w:rPr>
-        <w:t xml:space="preserve">1.  </w:t>
-      </w:r>
-      <w:r>
-        <w:rPr>
-          <w:b/>
-          <w:bCs/>
-          <w:sz w:val="21"/>
-          <w:szCs w:val="21"/>
-        </w:rPr>
-        <w:t xml:space="preserve">Sofia buys 4 tickets at $20 each and 2 tickets at $15 each. Which expression shows the total?</w:t>
-      </w:r>
-    </w:p>
-    <w:p>
-      <w:pPr>
-        <w:spacing w:after="40"/>
-        <w:ind w:left="420"/>
-      </w:pPr>
-      <w:r>
-        <w:rPr>
-          <w:sz w:val="20"/>
-          <w:szCs w:val="20"/>
-        </w:rPr>
-        <w:t xml:space="preserve">A)  4 × 20 + 2 × 15</w:t>
-      </w:r>
-    </w:p>
-    <w:p>
-      <w:pPr>
-        <w:spacing w:after="40"/>
-        <w:ind w:left="420"/>
-      </w:pPr>
-      <w:r>
-        <w:rPr>
-          <w:sz w:val="20"/>
-          <w:szCs w:val="20"/>
-        </w:rPr>
-        <w:t xml:space="preserve">B)  4 + 20 + 2 + 15</w:t>
-      </w:r>
-    </w:p>
-    <w:p>
-      <w:pPr>
-        <w:spacing w:after="40"/>
-        <w:ind w:left="420"/>
-      </w:pPr>
-      <w:r>
-        <w:rPr>
-          <w:sz w:val="20"/>
-          <w:szCs w:val="20"/>
-        </w:rPr>
-        <w:t xml:space="preserve">C)  (4 + 2) × (20 + 15)</w:t>
-      </w:r>
-    </w:p>
-    <w:p>
-      <w:pPr>
-        <w:spacing w:after="40"/>
-        <w:ind w:left="420"/>
-      </w:pPr>
-      <w:r>
-        <w:rPr>
-          <w:sz w:val="20"/>
-          <w:szCs w:val="20"/>
-        </w:rPr>
-        <w:t xml:space="preserve">D)  4 × 2 + 20 × 15</w:t>
-      </w:r>
-    </w:p>
-    <w:p>
-      <w:pPr>
-        <w:spacing w:after="20"/>
-      </w:pPr>
-      <w:r>
-        <w:t xml:space="preserve"/>
-      </w:r>
-    </w:p>
     <w:tbl>
       <w:tblPr>
-        <w:tblW w:type="pct" w:w="100%"/>
+        <w:tblW w:type="dxa" w:w="9360"/>
         <w:tblBorders>
           <w:top w:val="single" w:color="C7D2DD" w:sz="6"/>
           <w:left w:val="single" w:color="C7D2DD" w:sz="6"/>
           <w:bottom w:val="single" w:color="C7D2DD" w:sz="6"/>
           <w:right w:val="single" w:color="C7D2DD" w:sz="6"/>
-          <w:insideH w:val="single" w:color="auto" w:sz="4"/>
-          <w:insideV w:val="single" w:color="auto" w:sz="4"/>
+          <w:insideH w:val="single" w:color="C7D2DD" w:sz="6"/>
+          <w:insideV w:val="single" w:color="C7D2DD" w:sz="6"/>
         </w:tblBorders>
       </w:tblPr>
       <w:tblGrid>
-        <w:gridCol w:w="100"/>
+        <w:gridCol w:w="2800"/>
+        <w:gridCol w:w="3560"/>
+        <w:gridCol w:w="3000"/>
       </w:tblGrid>
       <w:tr>
-        <w:tc>
-          <w:tcPr>
+        <w:trPr>
+          <w:cantSplit/>
+          <w:tblHeader/>
+        </w:trPr>
+        <w:tc>
+          <w:tcPr>
+            <w:tcW w:type="dxa" w:w="2800"/>
+            <w:shd w:fill="EEF4F8" w:color="auto" w:val="clear"/>
+            <w:tcMar>
+              <w:top w:type="dxa" w:w="60"/>
+              <w:left w:type="dxa" w:w="100"/>
+              <w:bottom w:type="dxa" w:w="60"/>
+              <w:right w:type="dxa" w:w="100"/>
+            </w:tcMar>
+          </w:tcPr>
+          <w:p>
+            <w:pPr>
+              <w:spacing w:after="0"/>
+            </w:pPr>
+            <w:r>
+              <w:rPr>
+                <w:b/>
+                <w:bCs/>
+                <w:color w:val="12355B"/>
+                <w:sz w:val="16"/>
+                <w:szCs w:val="16"/>
+              </w:rPr>
+              <w:t xml:space="preserve">CORE PROBLEM / GIVEN REPRESENTATION</w:t>
+            </w:r>
+          </w:p>
+        </w:tc>
+        <w:tc>
+          <w:tcPr>
+            <w:tcW w:type="dxa" w:w="3560"/>
+            <w:shd w:fill="EEF4F8" w:color="auto" w:val="clear"/>
+            <w:tcMar>
+              <w:top w:type="dxa" w:w="60"/>
+              <w:left w:type="dxa" w:w="100"/>
+              <w:bottom w:type="dxa" w:w="60"/>
+              <w:right w:type="dxa" w:w="100"/>
+            </w:tcMar>
+          </w:tcPr>
+          <w:p>
+            <w:pPr>
+              <w:spacing w:after="0"/>
+            </w:pPr>
+            <w:r>
+              <w:rPr>
+                <w:b/>
+                <w:bCs/>
+                <w:color w:val="12355B"/>
+                <w:sz w:val="16"/>
+                <w:szCs w:val="16"/>
+              </w:rPr>
+              <w:t xml:space="preserve">WORKING SPACE / CALCULATION STEPS</w:t>
+            </w:r>
+          </w:p>
+        </w:tc>
+        <w:tc>
+          <w:tcPr>
+            <w:tcW w:type="dxa" w:w="3000"/>
             <w:shd w:fill="FBF3E2" w:color="auto" w:val="clear"/>
             <w:tcMar>
               <w:top w:type="dxa" w:w="60"/>
-              <w:left w:type="dxa" w:w="120"/>
+              <w:left w:type="dxa" w:w="100"/>
               <w:bottom w:type="dxa" w:w="60"/>
-              <w:right w:type="dxa" w:w="120"/>
-            </w:tcMar>
-          </w:tcPr>
-          <w:p>
-            <w:pPr>
-              <w:spacing w:after="0" w:line="320"/>
+              <w:right w:type="dxa" w:w="100"/>
+            </w:tcMar>
+          </w:tcPr>
+          <w:p>
+            <w:pPr>
+              <w:spacing w:after="0"/>
+            </w:pPr>
+            <w:r>
+              <w:rPr>
+                <w:b/>
+                <w:bCs/>
+                <w:color w:val="B97A12"/>
+                <w:sz w:val="16"/>
+                <w:szCs w:val="16"/>
+              </w:rPr>
+              <w:t xml:space="preserve">EXPLAIN YOUR REASONING</w:t>
+            </w:r>
+          </w:p>
+        </w:tc>
+      </w:tr>
+      <w:tr>
+        <w:trPr>
+          <w:cantSplit/>
+        </w:trPr>
+        <w:tc>
+          <w:tcPr>
+            <w:tcW w:type="dxa" w:w="2800"/>
+            <w:tcMar>
+              <w:top w:type="dxa" w:w="80"/>
+              <w:left w:type="dxa" w:w="100"/>
+              <w:bottom w:type="dxa" w:w="80"/>
+              <w:right w:type="dxa" w:w="100"/>
+            </w:tcMar>
+            <w:vAlign w:val="top"/>
+          </w:tcPr>
+          <w:p>
+            <w:pPr>
+              <w:spacing w:after="60"/>
+            </w:pPr>
+            <w:r>
+              <w:rPr>
+                <w:b/>
+                <w:bCs/>
+                <w:color w:val="12355B"/>
+                <w:sz w:val="21"/>
+                <w:szCs w:val="21"/>
+              </w:rPr>
+              <w:t xml:space="preserve">1.  </w:t>
+            </w:r>
+            <w:r>
+              <w:rPr>
+                <w:b/>
+                <w:bCs/>
+                <w:sz w:val="20"/>
+                <w:szCs w:val="20"/>
+              </w:rPr>
+              <w:t xml:space="preserve">Sofia buys 4 tickets at $20 each and 2 tickets at $15 each. Which expression shows the total?</w:t>
+            </w:r>
+          </w:p>
+          <w:p>
+            <w:pPr>
+              <w:spacing w:after="30"/>
+              <w:ind w:left="180"/>
+            </w:pPr>
+            <w:r>
+              <w:rPr>
+                <w:sz w:val="19"/>
+                <w:szCs w:val="19"/>
+              </w:rPr>
+              <w:t xml:space="preserve">A)  4 × 20 + 2 × 15</w:t>
+            </w:r>
+          </w:p>
+          <w:p>
+            <w:pPr>
+              <w:spacing w:after="30"/>
+              <w:ind w:left="180"/>
+            </w:pPr>
+            <w:r>
+              <w:rPr>
+                <w:sz w:val="19"/>
+                <w:szCs w:val="19"/>
+              </w:rPr>
+              <w:t xml:space="preserve">B)  4 + 20 + 2 + 15</w:t>
+            </w:r>
+          </w:p>
+          <w:p>
+            <w:pPr>
+              <w:spacing w:after="30"/>
+              <w:ind w:left="180"/>
+            </w:pPr>
+            <w:r>
+              <w:rPr>
+                <w:sz w:val="19"/>
+                <w:szCs w:val="19"/>
+              </w:rPr>
+              <w:t xml:space="preserve">C)  (4 + 2) × (20 + 15)</w:t>
+            </w:r>
+          </w:p>
+          <w:p>
+            <w:pPr>
+              <w:spacing w:after="30"/>
+              <w:ind w:left="180"/>
+            </w:pPr>
+            <w:r>
+              <w:rPr>
+                <w:sz w:val="19"/>
+                <w:szCs w:val="19"/>
+              </w:rPr>
+              <w:t xml:space="preserve">D)  4 × 2 + 20 × 15</w:t>
+            </w:r>
+          </w:p>
+        </w:tc>
+        <w:tc>
+          <w:tcPr>
+            <w:tcW w:type="dxa" w:w="3560"/>
+            <w:tcMar>
+              <w:top w:type="dxa" w:w="80"/>
+              <w:left w:type="dxa" w:w="100"/>
+              <w:bottom w:type="dxa" w:w="80"/>
+              <w:right w:type="dxa" w:w="100"/>
+            </w:tcMar>
+            <w:vAlign w:val="top"/>
+          </w:tcPr>
+          <w:p>
+            <w:pPr>
+              <w:pBdr>
+                <w:bottom w:val="single" w:color="AFBECC" w:sz="6"/>
+              </w:pBdr>
+              <w:spacing w:after="30" w:before="150"/>
             </w:pPr>
             <w:r>
               <w:t xml:space="preserve"/>
@@ -4014,7 +4470,147 @@
           </w:p>
           <w:p>
             <w:pPr>
-              <w:spacing w:after="0" w:line="320"/>
+              <w:pBdr>
+                <w:bottom w:val="single" w:color="AFBECC" w:sz="6"/>
+              </w:pBdr>
+              <w:spacing w:after="30" w:before="150"/>
+            </w:pPr>
+            <w:r>
+              <w:t xml:space="preserve"/>
+            </w:r>
+          </w:p>
+          <w:p>
+            <w:pPr>
+              <w:pBdr>
+                <w:bottom w:val="single" w:color="AFBECC" w:sz="6"/>
+              </w:pBdr>
+              <w:spacing w:after="30" w:before="150"/>
+            </w:pPr>
+            <w:r>
+              <w:t xml:space="preserve"/>
+            </w:r>
+          </w:p>
+          <w:p>
+            <w:pPr>
+              <w:pBdr>
+                <w:bottom w:val="single" w:color="AFBECC" w:sz="6"/>
+              </w:pBdr>
+              <w:spacing w:after="30" w:before="150"/>
+            </w:pPr>
+            <w:r>
+              <w:t xml:space="preserve"/>
+            </w:r>
+          </w:p>
+        </w:tc>
+        <w:tc>
+          <w:tcPr>
+            <w:tcW w:type="dxa" w:w="3000"/>
+            <w:shd w:fill="FBF3E2" w:color="auto" w:val="clear"/>
+            <w:tcMar>
+              <w:top w:type="dxa" w:w="80"/>
+              <w:left w:type="dxa" w:w="100"/>
+              <w:bottom w:type="dxa" w:w="80"/>
+              <w:right w:type="dxa" w:w="100"/>
+            </w:tcMar>
+            <w:vAlign w:val="top"/>
+          </w:tcPr>
+          <w:p>
+            <w:pPr>
+              <w:spacing w:after="40"/>
+            </w:pPr>
+            <w:r>
+              <w:rPr>
+                <w:b/>
+                <w:bCs/>
+                <w:color w:val="12355B"/>
+                <w:sz w:val="19"/>
+                <w:szCs w:val="19"/>
+              </w:rPr>
+              <w:t xml:space="preserve">Because... </w:t>
+            </w:r>
+            <w:r>
+              <w:rPr>
+                <w:color w:val="AFBECC"/>
+                <w:sz w:val="19"/>
+                <w:szCs w:val="19"/>
+              </w:rPr>
+              <w:t xml:space="preserve">________________</w:t>
+            </w:r>
+          </w:p>
+          <w:p>
+            <w:pPr>
+              <w:pBdr>
+                <w:bottom w:val="single" w:color="AFBECC" w:sz="6"/>
+              </w:pBdr>
+              <w:spacing w:after="30" w:before="150"/>
+            </w:pPr>
+            <w:r>
+              <w:t xml:space="preserve"/>
+            </w:r>
+          </w:p>
+          <w:p>
+            <w:pPr>
+              <w:spacing w:after="40" w:before="80"/>
+            </w:pPr>
+            <w:r>
+              <w:rPr>
+                <w:b/>
+                <w:bCs/>
+                <w:color w:val="6B4FA0"/>
+                <w:sz w:val="19"/>
+                <w:szCs w:val="19"/>
+              </w:rPr>
+              <w:t xml:space="preserve">Although... </w:t>
+            </w:r>
+            <w:r>
+              <w:rPr>
+                <w:color w:val="AFBECC"/>
+                <w:sz w:val="19"/>
+                <w:szCs w:val="19"/>
+              </w:rPr>
+              <w:t xml:space="preserve">_______________</w:t>
+            </w:r>
+          </w:p>
+          <w:p>
+            <w:pPr>
+              <w:pBdr>
+                <w:bottom w:val="single" w:color="AFBECC" w:sz="6"/>
+              </w:pBdr>
+              <w:spacing w:after="30" w:before="150"/>
+            </w:pPr>
+            <w:r>
+              <w:t xml:space="preserve"/>
+            </w:r>
+          </w:p>
+          <w:p>
+            <w:pPr>
+              <w:spacing w:after="40" w:before="80"/>
+            </w:pPr>
+            <w:r>
+              <w:rPr>
+                <w:b/>
+                <w:bCs/>
+                <w:color w:val="1FA6A2"/>
+                <w:sz w:val="19"/>
+                <w:szCs w:val="19"/>
+              </w:rPr>
+              <w:t xml:space="preserve">Therefore... </w:t>
+            </w:r>
+            <w:r>
+              <w:rPr>
+                <w:color w:val="AFBECC"/>
+                <w:sz w:val="19"/>
+                <w:szCs w:val="19"/>
+              </w:rPr>
+              <w:t xml:space="preserve">______________</w:t>
+            </w:r>
+          </w:p>
+          <w:p>
+            <w:pPr>
+              <w:pBdr>
+                <w:bottom w:val="single" w:color="AFBECC" w:sz="6"/>
+              </w:pBdr>
+              <w:spacing w:after="30" w:before="150"/>
             </w:pPr>
             <w:r>
               <w:t xml:space="preserve"/>
@@ -4025,84 +4621,7 @@
     </w:tbl>
     <w:p>
       <w:pPr>
-        <w:keepNext/>
-        <w:spacing w:after="60" w:before="160"/>
-      </w:pPr>
-      <w:r>
-        <w:rPr>
-          <w:b/>
-          <w:bCs/>
-          <w:color w:val="12355B"/>
-          <w:sz w:val="22"/>
-          <w:szCs w:val="22"/>
-        </w:rPr>
-        <w:t xml:space="preserve">2.  </w:t>
-      </w:r>
-      <w:r>
-        <w:rPr>
-          <w:b/>
-          <w:bCs/>
-          <w:sz w:val="21"/>
-          <w:szCs w:val="21"/>
-        </w:rPr>
-        <w:t xml:space="preserve">Evaluate 5² + 3.</w:t>
-      </w:r>
-    </w:p>
-    <w:p>
-      <w:pPr>
-        <w:spacing w:after="40"/>
-        <w:ind w:left="420"/>
-      </w:pPr>
-      <w:r>
-        <w:rPr>
-          <w:sz w:val="20"/>
-          <w:szCs w:val="20"/>
-        </w:rPr>
-        <w:t xml:space="preserve">A)  13</w:t>
-      </w:r>
-    </w:p>
-    <w:p>
-      <w:pPr>
-        <w:spacing w:after="40"/>
-        <w:ind w:left="420"/>
-      </w:pPr>
-      <w:r>
-        <w:rPr>
-          <w:sz w:val="20"/>
-          <w:szCs w:val="20"/>
-        </w:rPr>
-        <w:t xml:space="preserve">B)  16</w:t>
-      </w:r>
-    </w:p>
-    <w:p>
-      <w:pPr>
-        <w:spacing w:after="40"/>
-        <w:ind w:left="420"/>
-      </w:pPr>
-      <w:r>
-        <w:rPr>
-          <w:sz w:val="20"/>
-          <w:szCs w:val="20"/>
-        </w:rPr>
-        <w:t xml:space="preserve">C)  28</w:t>
-      </w:r>
-    </w:p>
-    <w:p>
-      <w:pPr>
-        <w:spacing w:after="40"/>
-        <w:ind w:left="420"/>
-      </w:pPr>
-      <w:r>
-        <w:rPr>
-          <w:sz w:val="20"/>
-          <w:szCs w:val="20"/>
-        </w:rPr>
-        <w:t xml:space="preserve">D)  64</w:t>
-      </w:r>
-    </w:p>
-    <w:p>
-      <w:pPr>
-        <w:spacing w:after="20"/>
+        <w:spacing w:after="80"/>
       </w:pPr>
       <w:r>
         <w:t xml:space="preserve"/>
@@ -4110,33 +4629,217 @@
     </w:p>
     <w:tbl>
       <w:tblPr>
-        <w:tblW w:type="pct" w:w="100%"/>
+        <w:tblW w:type="dxa" w:w="9360"/>
         <w:tblBorders>
           <w:top w:val="single" w:color="C7D2DD" w:sz="6"/>
           <w:left w:val="single" w:color="C7D2DD" w:sz="6"/>
           <w:bottom w:val="single" w:color="C7D2DD" w:sz="6"/>
           <w:right w:val="single" w:color="C7D2DD" w:sz="6"/>
-          <w:insideH w:val="single" w:color="auto" w:sz="4"/>
-          <w:insideV w:val="single" w:color="auto" w:sz="4"/>
+          <w:insideH w:val="single" w:color="C7D2DD" w:sz="6"/>
+          <w:insideV w:val="single" w:color="C7D2DD" w:sz="6"/>
         </w:tblBorders>
       </w:tblPr>
       <w:tblGrid>
-        <w:gridCol w:w="100"/>
+        <w:gridCol w:w="2800"/>
+        <w:gridCol w:w="3560"/>
+        <w:gridCol w:w="3000"/>
       </w:tblGrid>
       <w:tr>
-        <w:tc>
-          <w:tcPr>
+        <w:trPr>
+          <w:cantSplit/>
+          <w:tblHeader/>
+        </w:trPr>
+        <w:tc>
+          <w:tcPr>
+            <w:tcW w:type="dxa" w:w="2800"/>
+            <w:shd w:fill="EEF4F8" w:color="auto" w:val="clear"/>
+            <w:tcMar>
+              <w:top w:type="dxa" w:w="60"/>
+              <w:left w:type="dxa" w:w="100"/>
+              <w:bottom w:type="dxa" w:w="60"/>
+              <w:right w:type="dxa" w:w="100"/>
+            </w:tcMar>
+          </w:tcPr>
+          <w:p>
+            <w:pPr>
+              <w:spacing w:after="0"/>
+            </w:pPr>
+            <w:r>
+              <w:rPr>
+                <w:b/>
+                <w:bCs/>
+                <w:color w:val="12355B"/>
+                <w:sz w:val="16"/>
+                <w:szCs w:val="16"/>
+              </w:rPr>
+              <w:t xml:space="preserve">CORE PROBLEM / GIVEN REPRESENTATION</w:t>
+            </w:r>
+          </w:p>
+        </w:tc>
+        <w:tc>
+          <w:tcPr>
+            <w:tcW w:type="dxa" w:w="3560"/>
+            <w:shd w:fill="EEF4F8" w:color="auto" w:val="clear"/>
+            <w:tcMar>
+              <w:top w:type="dxa" w:w="60"/>
+              <w:left w:type="dxa" w:w="100"/>
+              <w:bottom w:type="dxa" w:w="60"/>
+              <w:right w:type="dxa" w:w="100"/>
+            </w:tcMar>
+          </w:tcPr>
+          <w:p>
+            <w:pPr>
+              <w:spacing w:after="0"/>
+            </w:pPr>
+            <w:r>
+              <w:rPr>
+                <w:b/>
+                <w:bCs/>
+                <w:color w:val="12355B"/>
+                <w:sz w:val="16"/>
+                <w:szCs w:val="16"/>
+              </w:rPr>
+              <w:t xml:space="preserve">WORKING SPACE / CALCULATION STEPS</w:t>
+            </w:r>
+          </w:p>
+        </w:tc>
+        <w:tc>
+          <w:tcPr>
+            <w:tcW w:type="dxa" w:w="3000"/>
             <w:shd w:fill="FBF3E2" w:color="auto" w:val="clear"/>
             <w:tcMar>
               <w:top w:type="dxa" w:w="60"/>
-              <w:left w:type="dxa" w:w="120"/>
+              <w:left w:type="dxa" w:w="100"/>
               <w:bottom w:type="dxa" w:w="60"/>
-              <w:right w:type="dxa" w:w="120"/>
-            </w:tcMar>
-          </w:tcPr>
-          <w:p>
-            <w:pPr>
-              <w:spacing w:after="0" w:line="320"/>
+              <w:right w:type="dxa" w:w="100"/>
+            </w:tcMar>
+          </w:tcPr>
+          <w:p>
+            <w:pPr>
+              <w:spacing w:after="0"/>
+            </w:pPr>
+            <w:r>
+              <w:rPr>
+                <w:b/>
+                <w:bCs/>
+                <w:color w:val="B97A12"/>
+                <w:sz w:val="16"/>
+                <w:szCs w:val="16"/>
+              </w:rPr>
+              <w:t xml:space="preserve">EXPLAIN YOUR REASONING</w:t>
+            </w:r>
+          </w:p>
+        </w:tc>
+      </w:tr>
+      <w:tr>
+        <w:trPr>
+          <w:cantSplit/>
+        </w:trPr>
+        <w:tc>
+          <w:tcPr>
+            <w:tcW w:type="dxa" w:w="2800"/>
+            <w:tcMar>
+              <w:top w:type="dxa" w:w="80"/>
+              <w:left w:type="dxa" w:w="100"/>
+              <w:bottom w:type="dxa" w:w="80"/>
+              <w:right w:type="dxa" w:w="100"/>
+            </w:tcMar>
+            <w:vAlign w:val="top"/>
+          </w:tcPr>
+          <w:p>
+            <w:pPr>
+              <w:spacing w:after="60"/>
+            </w:pPr>
+            <w:r>
+              <w:rPr>
+                <w:b/>
+                <w:bCs/>
+                <w:color w:val="12355B"/>
+                <w:sz w:val="21"/>
+                <w:szCs w:val="21"/>
+              </w:rPr>
+              <w:t xml:space="preserve">2.  </w:t>
+            </w:r>
+            <w:r>
+              <w:rPr>
+                <w:b/>
+                <w:bCs/>
+                <w:sz w:val="20"/>
+                <w:szCs w:val="20"/>
+              </w:rPr>
+              <w:t xml:space="preserve">Evaluate 5² + 3.</w:t>
+            </w:r>
+          </w:p>
+          <w:p>
+            <w:pPr>
+              <w:spacing w:after="30"/>
+              <w:ind w:left="180"/>
+            </w:pPr>
+            <w:r>
+              <w:rPr>
+                <w:sz w:val="19"/>
+                <w:szCs w:val="19"/>
+              </w:rPr>
+              <w:t xml:space="preserve">A)  13</w:t>
+            </w:r>
+          </w:p>
+          <w:p>
+            <w:pPr>
+              <w:spacing w:after="30"/>
+              <w:ind w:left="180"/>
+            </w:pPr>
+            <w:r>
+              <w:rPr>
+                <w:sz w:val="19"/>
+                <w:szCs w:val="19"/>
+              </w:rPr>
+              <w:t xml:space="preserve">B)  16</w:t>
+            </w:r>
+          </w:p>
+          <w:p>
+            <w:pPr>
+              <w:spacing w:after="30"/>
+              <w:ind w:left="180"/>
+            </w:pPr>
+            <w:r>
+              <w:rPr>
+                <w:sz w:val="19"/>
+                <w:szCs w:val="19"/>
+              </w:rPr>
+              <w:t xml:space="preserve">C)  28</w:t>
+            </w:r>
+          </w:p>
+          <w:p>
+            <w:pPr>
+              <w:spacing w:after="30"/>
+              <w:ind w:left="180"/>
+            </w:pPr>
+            <w:r>
+              <w:rPr>
+                <w:sz w:val="19"/>
+                <w:szCs w:val="19"/>
+              </w:rPr>
+              <w:t xml:space="preserve">D)  64</w:t>
+            </w:r>
+          </w:p>
+        </w:tc>
+        <w:tc>
+          <w:tcPr>
+            <w:tcW w:type="dxa" w:w="3560"/>
+            <w:tcMar>
+              <w:top w:type="dxa" w:w="80"/>
+              <w:left w:type="dxa" w:w="100"/>
+              <w:bottom w:type="dxa" w:w="80"/>
+              <w:right w:type="dxa" w:w="100"/>
+            </w:tcMar>
+            <w:vAlign w:val="top"/>
+          </w:tcPr>
+          <w:p>
+            <w:pPr>
+              <w:pBdr>
+                <w:bottom w:val="single" w:color="AFBECC" w:sz="6"/>
+              </w:pBdr>
+              <w:spacing w:after="30" w:before="150"/>
             </w:pPr>
             <w:r>
               <w:t xml:space="preserve"/>
@@ -4144,7 +4847,147 @@
           </w:p>
           <w:p>
             <w:pPr>
-              <w:spacing w:after="0" w:line="320"/>
+              <w:pBdr>
+                <w:bottom w:val="single" w:color="AFBECC" w:sz="6"/>
+              </w:pBdr>
+              <w:spacing w:after="30" w:before="150"/>
+            </w:pPr>
+            <w:r>
+              <w:t xml:space="preserve"/>
+            </w:r>
+          </w:p>
+          <w:p>
+            <w:pPr>
+              <w:pBdr>
+                <w:bottom w:val="single" w:color="AFBECC" w:sz="6"/>
+              </w:pBdr>
+              <w:spacing w:after="30" w:before="150"/>
+            </w:pPr>
+            <w:r>
+              <w:t xml:space="preserve"/>
+            </w:r>
+          </w:p>
+          <w:p>
+            <w:pPr>
+              <w:pBdr>
+                <w:bottom w:val="single" w:color="AFBECC" w:sz="6"/>
+              </w:pBdr>
+              <w:spacing w:after="30" w:before="150"/>
+            </w:pPr>
+            <w:r>
+              <w:t xml:space="preserve"/>
+            </w:r>
+          </w:p>
+        </w:tc>
+        <w:tc>
+          <w:tcPr>
+            <w:tcW w:type="dxa" w:w="3000"/>
+            <w:shd w:fill="FBF3E2" w:color="auto" w:val="clear"/>
+            <w:tcMar>
+              <w:top w:type="dxa" w:w="80"/>
+              <w:left w:type="dxa" w:w="100"/>
+              <w:bottom w:type="dxa" w:w="80"/>
+              <w:right w:type="dxa" w:w="100"/>
+            </w:tcMar>
+            <w:vAlign w:val="top"/>
+          </w:tcPr>
+          <w:p>
+            <w:pPr>
+              <w:spacing w:after="40"/>
+            </w:pPr>
+            <w:r>
+              <w:rPr>
+                <w:b/>
+                <w:bCs/>
+                <w:color w:val="12355B"/>
+                <w:sz w:val="19"/>
+                <w:szCs w:val="19"/>
+              </w:rPr>
+              <w:t xml:space="preserve">Because... </w:t>
+            </w:r>
+            <w:r>
+              <w:rPr>
+                <w:color w:val="AFBECC"/>
+                <w:sz w:val="19"/>
+                <w:szCs w:val="19"/>
+              </w:rPr>
+              <w:t xml:space="preserve">________________</w:t>
+            </w:r>
+          </w:p>
+          <w:p>
+            <w:pPr>
+              <w:pBdr>
+                <w:bottom w:val="single" w:color="AFBECC" w:sz="6"/>
+              </w:pBdr>
+              <w:spacing w:after="30" w:before="150"/>
+            </w:pPr>
+            <w:r>
+              <w:t xml:space="preserve"/>
+            </w:r>
+          </w:p>
+          <w:p>
+            <w:pPr>
+              <w:spacing w:after="40" w:before="80"/>
+            </w:pPr>
+            <w:r>
+              <w:rPr>
+                <w:b/>
+                <w:bCs/>
+                <w:color w:val="6B4FA0"/>
+                <w:sz w:val="19"/>
+                <w:szCs w:val="19"/>
+              </w:rPr>
+              <w:t xml:space="preserve">Although... </w:t>
+            </w:r>
+            <w:r>
+              <w:rPr>
+                <w:color w:val="AFBECC"/>
+                <w:sz w:val="19"/>
+                <w:szCs w:val="19"/>
+              </w:rPr>
+              <w:t xml:space="preserve">_______________</w:t>
+            </w:r>
+          </w:p>
+          <w:p>
+            <w:pPr>
+              <w:pBdr>
+                <w:bottom w:val="single" w:color="AFBECC" w:sz="6"/>
+              </w:pBdr>
+              <w:spacing w:after="30" w:before="150"/>
+            </w:pPr>
+            <w:r>
+              <w:t xml:space="preserve"/>
+            </w:r>
+          </w:p>
+          <w:p>
+            <w:pPr>
+              <w:spacing w:after="40" w:before="80"/>
+            </w:pPr>
+            <w:r>
+              <w:rPr>
+                <w:b/>
+                <w:bCs/>
+                <w:color w:val="1FA6A2"/>
+                <w:sz w:val="19"/>
+                <w:szCs w:val="19"/>
+              </w:rPr>
+              <w:t xml:space="preserve">Therefore... </w:t>
+            </w:r>
+            <w:r>
+              <w:rPr>
+                <w:color w:val="AFBECC"/>
+                <w:sz w:val="19"/>
+                <w:szCs w:val="19"/>
+              </w:rPr>
+              <w:t xml:space="preserve">______________</w:t>
+            </w:r>
+          </w:p>
+          <w:p>
+            <w:pPr>
+              <w:pBdr>
+                <w:bottom w:val="single" w:color="AFBECC" w:sz="6"/>
+              </w:pBdr>
+              <w:spacing w:after="30" w:before="150"/>
             </w:pPr>
             <w:r>
               <w:t xml:space="preserve"/>
@@ -4153,6 +4996,14 @@
         </w:tc>
       </w:tr>
     </w:tbl>
+    <w:p>
+      <w:pPr>
+        <w:spacing w:after="80"/>
+      </w:pPr>
+      <w:r>
+        <w:t xml:space="preserve"/>
+      </w:r>
+    </w:p>
     <w:p>
       <w:pPr>
         <w:pStyle w:val="Heading2"/>
@@ -4179,120 +5030,219 @@
         <w:t xml:space="preserve">   grade-level practice</w:t>
       </w:r>
     </w:p>
-    <w:p>
-      <w:pPr>
-        <w:keepNext/>
-        <w:spacing w:after="60" w:before="160"/>
-      </w:pPr>
-      <w:r>
-        <w:rPr>
-          <w:b/>
-          <w:bCs/>
-          <w:color w:val="12355B"/>
-          <w:sz w:val="22"/>
-          <w:szCs w:val="22"/>
-        </w:rPr>
-        <w:t xml:space="preserve">3.  </w:t>
-      </w:r>
-      <w:r>
-        <w:rPr>
-          <w:b/>
-          <w:bCs/>
-          <w:sz w:val="21"/>
-          <w:szCs w:val="21"/>
-        </w:rPr>
-        <w:t xml:space="preserve">What is the total of 2 × 15 + 4 × 20 + 8 × 2³?</w:t>
-      </w:r>
-    </w:p>
-    <w:p>
-      <w:pPr>
-        <w:spacing w:after="40"/>
-        <w:ind w:left="420"/>
-      </w:pPr>
-      <w:r>
-        <w:rPr>
-          <w:sz w:val="20"/>
-          <w:szCs w:val="20"/>
-        </w:rPr>
-        <w:t xml:space="preserve">A)  126</w:t>
-      </w:r>
-    </w:p>
-    <w:p>
-      <w:pPr>
-        <w:spacing w:after="40"/>
-        <w:ind w:left="420"/>
-      </w:pPr>
-      <w:r>
-        <w:rPr>
-          <w:sz w:val="20"/>
-          <w:szCs w:val="20"/>
-        </w:rPr>
-        <w:t xml:space="preserve">B)  174</w:t>
-      </w:r>
-    </w:p>
-    <w:p>
-      <w:pPr>
-        <w:spacing w:after="40"/>
-        <w:ind w:left="420"/>
-      </w:pPr>
-      <w:r>
-        <w:rPr>
-          <w:sz w:val="20"/>
-          <w:szCs w:val="20"/>
-        </w:rPr>
-        <w:t xml:space="preserve">C)  210</w:t>
-      </w:r>
-    </w:p>
-    <w:p>
-      <w:pPr>
-        <w:spacing w:after="40"/>
-        <w:ind w:left="420"/>
-      </w:pPr>
-      <w:r>
-        <w:rPr>
-          <w:sz w:val="20"/>
-          <w:szCs w:val="20"/>
-        </w:rPr>
-        <w:t xml:space="preserve">D)  1,392</w:t>
-      </w:r>
-    </w:p>
-    <w:p>
-      <w:pPr>
-        <w:spacing w:after="20"/>
-      </w:pPr>
-      <w:r>
-        <w:t xml:space="preserve"/>
-      </w:r>
-    </w:p>
     <w:tbl>
       <w:tblPr>
-        <w:tblW w:type="pct" w:w="100%"/>
+        <w:tblW w:type="dxa" w:w="9360"/>
         <w:tblBorders>
           <w:top w:val="single" w:color="C7D2DD" w:sz="6"/>
           <w:left w:val="single" w:color="C7D2DD" w:sz="6"/>
           <w:bottom w:val="single" w:color="C7D2DD" w:sz="6"/>
           <w:right w:val="single" w:color="C7D2DD" w:sz="6"/>
-          <w:insideH w:val="single" w:color="auto" w:sz="4"/>
-          <w:insideV w:val="single" w:color="auto" w:sz="4"/>
+          <w:insideH w:val="single" w:color="C7D2DD" w:sz="6"/>
+          <w:insideV w:val="single" w:color="C7D2DD" w:sz="6"/>
         </w:tblBorders>
       </w:tblPr>
       <w:tblGrid>
-        <w:gridCol w:w="100"/>
+        <w:gridCol w:w="2800"/>
+        <w:gridCol w:w="3560"/>
+        <w:gridCol w:w="3000"/>
       </w:tblGrid>
       <w:tr>
-        <w:tc>
-          <w:tcPr>
+        <w:trPr>
+          <w:cantSplit/>
+          <w:tblHeader/>
+        </w:trPr>
+        <w:tc>
+          <w:tcPr>
+            <w:tcW w:type="dxa" w:w="2800"/>
+            <w:shd w:fill="EEF4F8" w:color="auto" w:val="clear"/>
+            <w:tcMar>
+              <w:top w:type="dxa" w:w="60"/>
+              <w:left w:type="dxa" w:w="100"/>
+              <w:bottom w:type="dxa" w:w="60"/>
+              <w:right w:type="dxa" w:w="100"/>
+            </w:tcMar>
+          </w:tcPr>
+          <w:p>
+            <w:pPr>
+              <w:spacing w:after="0"/>
+            </w:pPr>
+            <w:r>
+              <w:rPr>
+                <w:b/>
+                <w:bCs/>
+                <w:color w:val="12355B"/>
+                <w:sz w:val="16"/>
+                <w:szCs w:val="16"/>
+              </w:rPr>
+              <w:t xml:space="preserve">CORE PROBLEM / GIVEN REPRESENTATION</w:t>
+            </w:r>
+          </w:p>
+        </w:tc>
+        <w:tc>
+          <w:tcPr>
+            <w:tcW w:type="dxa" w:w="3560"/>
+            <w:shd w:fill="EEF4F8" w:color="auto" w:val="clear"/>
+            <w:tcMar>
+              <w:top w:type="dxa" w:w="60"/>
+              <w:left w:type="dxa" w:w="100"/>
+              <w:bottom w:type="dxa" w:w="60"/>
+              <w:right w:type="dxa" w:w="100"/>
+            </w:tcMar>
+          </w:tcPr>
+          <w:p>
+            <w:pPr>
+              <w:spacing w:after="0"/>
+            </w:pPr>
+            <w:r>
+              <w:rPr>
+                <w:b/>
+                <w:bCs/>
+                <w:color w:val="12355B"/>
+                <w:sz w:val="16"/>
+                <w:szCs w:val="16"/>
+              </w:rPr>
+              <w:t xml:space="preserve">WORKING SPACE / CALCULATION STEPS</w:t>
+            </w:r>
+          </w:p>
+        </w:tc>
+        <w:tc>
+          <w:tcPr>
+            <w:tcW w:type="dxa" w:w="3000"/>
             <w:shd w:fill="FBF3E2" w:color="auto" w:val="clear"/>
             <w:tcMar>
               <w:top w:type="dxa" w:w="60"/>
-              <w:left w:type="dxa" w:w="120"/>
+              <w:left w:type="dxa" w:w="100"/>
               <w:bottom w:type="dxa" w:w="60"/>
-              <w:right w:type="dxa" w:w="120"/>
-            </w:tcMar>
-          </w:tcPr>
-          <w:p>
-            <w:pPr>
-              <w:spacing w:after="0" w:line="320"/>
+              <w:right w:type="dxa" w:w="100"/>
+            </w:tcMar>
+          </w:tcPr>
+          <w:p>
+            <w:pPr>
+              <w:spacing w:after="0"/>
+            </w:pPr>
+            <w:r>
+              <w:rPr>
+                <w:b/>
+                <w:bCs/>
+                <w:color w:val="B97A12"/>
+                <w:sz w:val="16"/>
+                <w:szCs w:val="16"/>
+              </w:rPr>
+              <w:t xml:space="preserve">EXPLAIN YOUR REASONING</w:t>
+            </w:r>
+          </w:p>
+        </w:tc>
+      </w:tr>
+      <w:tr>
+        <w:trPr>
+          <w:cantSplit/>
+        </w:trPr>
+        <w:tc>
+          <w:tcPr>
+            <w:tcW w:type="dxa" w:w="2800"/>
+            <w:tcMar>
+              <w:top w:type="dxa" w:w="80"/>
+              <w:left w:type="dxa" w:w="100"/>
+              <w:bottom w:type="dxa" w:w="80"/>
+              <w:right w:type="dxa" w:w="100"/>
+            </w:tcMar>
+            <w:vAlign w:val="top"/>
+          </w:tcPr>
+          <w:p>
+            <w:pPr>
+              <w:spacing w:after="60"/>
+            </w:pPr>
+            <w:r>
+              <w:rPr>
+                <w:b/>
+                <w:bCs/>
+                <w:color w:val="12355B"/>
+                <w:sz w:val="21"/>
+                <w:szCs w:val="21"/>
+              </w:rPr>
+              <w:t xml:space="preserve">3.  </w:t>
+            </w:r>
+            <w:r>
+              <w:rPr>
+                <w:b/>
+                <w:bCs/>
+                <w:sz w:val="20"/>
+                <w:szCs w:val="20"/>
+              </w:rPr>
+              <w:t xml:space="preserve">What is the total of 2 × 15 + 4 × 20 + 8 × 2³?</w:t>
+            </w:r>
+          </w:p>
+          <w:p>
+            <w:pPr>
+              <w:spacing w:after="30"/>
+              <w:ind w:left="180"/>
+            </w:pPr>
+            <w:r>
+              <w:rPr>
+                <w:sz w:val="19"/>
+                <w:szCs w:val="19"/>
+              </w:rPr>
+              <w:t xml:space="preserve">A)  126</w:t>
+            </w:r>
+          </w:p>
+          <w:p>
+            <w:pPr>
+              <w:spacing w:after="30"/>
+              <w:ind w:left="180"/>
+            </w:pPr>
+            <w:r>
+              <w:rPr>
+                <w:sz w:val="19"/>
+                <w:szCs w:val="19"/>
+              </w:rPr>
+              <w:t xml:space="preserve">B)  174</w:t>
+            </w:r>
+          </w:p>
+          <w:p>
+            <w:pPr>
+              <w:spacing w:after="30"/>
+              <w:ind w:left="180"/>
+            </w:pPr>
+            <w:r>
+              <w:rPr>
+                <w:sz w:val="19"/>
+                <w:szCs w:val="19"/>
+              </w:rPr>
+              <w:t xml:space="preserve">C)  158</w:t>
+            </w:r>
+          </w:p>
+          <w:p>
+            <w:pPr>
+              <w:spacing w:after="30"/>
+              <w:ind w:left="180"/>
+            </w:pPr>
+            <w:r>
+              <w:rPr>
+                <w:sz w:val="19"/>
+                <w:szCs w:val="19"/>
+              </w:rPr>
+              <w:t xml:space="preserve">D)  1,392</w:t>
+            </w:r>
+          </w:p>
+        </w:tc>
+        <w:tc>
+          <w:tcPr>
+            <w:tcW w:type="dxa" w:w="3560"/>
+            <w:tcMar>
+              <w:top w:type="dxa" w:w="80"/>
+              <w:left w:type="dxa" w:w="100"/>
+              <w:bottom w:type="dxa" w:w="80"/>
+              <w:right w:type="dxa" w:w="100"/>
+            </w:tcMar>
+            <w:vAlign w:val="top"/>
+          </w:tcPr>
+          <w:p>
+            <w:pPr>
+              <w:pBdr>
+                <w:bottom w:val="single" w:color="AFBECC" w:sz="6"/>
+              </w:pBdr>
+              <w:spacing w:after="30" w:before="150"/>
             </w:pPr>
             <w:r>
               <w:t xml:space="preserve"/>
@@ -4300,7 +5250,147 @@
           </w:p>
           <w:p>
             <w:pPr>
-              <w:spacing w:after="0" w:line="320"/>
+              <w:pBdr>
+                <w:bottom w:val="single" w:color="AFBECC" w:sz="6"/>
+              </w:pBdr>
+              <w:spacing w:after="30" w:before="150"/>
+            </w:pPr>
+            <w:r>
+              <w:t xml:space="preserve"/>
+            </w:r>
+          </w:p>
+          <w:p>
+            <w:pPr>
+              <w:pBdr>
+                <w:bottom w:val="single" w:color="AFBECC" w:sz="6"/>
+              </w:pBdr>
+              <w:spacing w:after="30" w:before="150"/>
+            </w:pPr>
+            <w:r>
+              <w:t xml:space="preserve"/>
+            </w:r>
+          </w:p>
+          <w:p>
+            <w:pPr>
+              <w:pBdr>
+                <w:bottom w:val="single" w:color="AFBECC" w:sz="6"/>
+              </w:pBdr>
+              <w:spacing w:after="30" w:before="150"/>
+            </w:pPr>
+            <w:r>
+              <w:t xml:space="preserve"/>
+            </w:r>
+          </w:p>
+        </w:tc>
+        <w:tc>
+          <w:tcPr>
+            <w:tcW w:type="dxa" w:w="3000"/>
+            <w:shd w:fill="FBF3E2" w:color="auto" w:val="clear"/>
+            <w:tcMar>
+              <w:top w:type="dxa" w:w="80"/>
+              <w:left w:type="dxa" w:w="100"/>
+              <w:bottom w:type="dxa" w:w="80"/>
+              <w:right w:type="dxa" w:w="100"/>
+            </w:tcMar>
+            <w:vAlign w:val="top"/>
+          </w:tcPr>
+          <w:p>
+            <w:pPr>
+              <w:spacing w:after="40"/>
+            </w:pPr>
+            <w:r>
+              <w:rPr>
+                <w:b/>
+                <w:bCs/>
+                <w:color w:val="12355B"/>
+                <w:sz w:val="19"/>
+                <w:szCs w:val="19"/>
+              </w:rPr>
+              <w:t xml:space="preserve">Because... </w:t>
+            </w:r>
+            <w:r>
+              <w:rPr>
+                <w:color w:val="AFBECC"/>
+                <w:sz w:val="19"/>
+                <w:szCs w:val="19"/>
+              </w:rPr>
+              <w:t xml:space="preserve">________________</w:t>
+            </w:r>
+          </w:p>
+          <w:p>
+            <w:pPr>
+              <w:pBdr>
+                <w:bottom w:val="single" w:color="AFBECC" w:sz="6"/>
+              </w:pBdr>
+              <w:spacing w:after="30" w:before="150"/>
+            </w:pPr>
+            <w:r>
+              <w:t xml:space="preserve"/>
+            </w:r>
+          </w:p>
+          <w:p>
+            <w:pPr>
+              <w:spacing w:after="40" w:before="80"/>
+            </w:pPr>
+            <w:r>
+              <w:rPr>
+                <w:b/>
+                <w:bCs/>
+                <w:color w:val="6B4FA0"/>
+                <w:sz w:val="19"/>
+                <w:szCs w:val="19"/>
+              </w:rPr>
+              <w:t xml:space="preserve">Although... </w:t>
+            </w:r>
+            <w:r>
+              <w:rPr>
+                <w:color w:val="AFBECC"/>
+                <w:sz w:val="19"/>
+                <w:szCs w:val="19"/>
+              </w:rPr>
+              <w:t xml:space="preserve">_______________</w:t>
+            </w:r>
+          </w:p>
+          <w:p>
+            <w:pPr>
+              <w:pBdr>
+                <w:bottom w:val="single" w:color="AFBECC" w:sz="6"/>
+              </w:pBdr>
+              <w:spacing w:after="30" w:before="150"/>
+            </w:pPr>
+            <w:r>
+              <w:t xml:space="preserve"/>
+            </w:r>
+          </w:p>
+          <w:p>
+            <w:pPr>
+              <w:spacing w:after="40" w:before="80"/>
+            </w:pPr>
+            <w:r>
+              <w:rPr>
+                <w:b/>
+                <w:bCs/>
+                <w:color w:val="1FA6A2"/>
+                <w:sz w:val="19"/>
+                <w:szCs w:val="19"/>
+              </w:rPr>
+              <w:t xml:space="preserve">Therefore... </w:t>
+            </w:r>
+            <w:r>
+              <w:rPr>
+                <w:color w:val="AFBECC"/>
+                <w:sz w:val="19"/>
+                <w:szCs w:val="19"/>
+              </w:rPr>
+              <w:t xml:space="preserve">______________</w:t>
+            </w:r>
+          </w:p>
+          <w:p>
+            <w:pPr>
+              <w:pBdr>
+                <w:bottom w:val="single" w:color="AFBECC" w:sz="6"/>
+              </w:pBdr>
+              <w:spacing w:after="30" w:before="150"/>
             </w:pPr>
             <w:r>
               <w:t xml:space="preserve"/>
@@ -4311,58 +5401,173 @@
     </w:tbl>
     <w:p>
       <w:pPr>
-        <w:keepNext/>
-        <w:spacing w:after="60" w:before="160"/>
-      </w:pPr>
-      <w:r>
-        <w:rPr>
-          <w:b/>
-          <w:bCs/>
-          <w:color w:val="12355B"/>
-          <w:sz w:val="22"/>
-          <w:szCs w:val="22"/>
-        </w:rPr>
-        <w:t xml:space="preserve">4.  </w:t>
-      </w:r>
-      <w:r>
-        <w:rPr>
-          <w:b/>
-          <w:bCs/>
-          <w:sz w:val="21"/>
-          <w:szCs w:val="21"/>
-        </w:rPr>
-        <w:t xml:space="preserve">Sort each item into the stage of the order of operations where it is handled.</w:t>
+        <w:spacing w:after="80"/>
+      </w:pPr>
+      <w:r>
+        <w:t xml:space="preserve"/>
       </w:r>
     </w:p>
     <w:tbl>
       <w:tblPr>
-        <w:tblW w:type="pct" w:w="100%"/>
+        <w:tblW w:type="dxa" w:w="9360"/>
         <w:tblBorders>
           <w:top w:val="single" w:color="C7D2DD" w:sz="6"/>
           <w:left w:val="single" w:color="C7D2DD" w:sz="6"/>
           <w:bottom w:val="single" w:color="C7D2DD" w:sz="6"/>
           <w:right w:val="single" w:color="C7D2DD" w:sz="6"/>
-          <w:insideH w:val="single" w:color="auto" w:sz="4"/>
-          <w:insideV w:val="single" w:color="auto" w:sz="4"/>
+          <w:insideH w:val="single" w:color="C7D2DD" w:sz="6"/>
+          <w:insideV w:val="single" w:color="C7D2DD" w:sz="6"/>
         </w:tblBorders>
       </w:tblPr>
       <w:tblGrid>
-        <w:gridCol w:w="100"/>
+        <w:gridCol w:w="2800"/>
+        <w:gridCol w:w="3560"/>
+        <w:gridCol w:w="3000"/>
       </w:tblGrid>
       <w:tr>
-        <w:tc>
-          <w:tcPr>
+        <w:trPr>
+          <w:cantSplit/>
+          <w:tblHeader/>
+        </w:trPr>
+        <w:tc>
+          <w:tcPr>
+            <w:tcW w:type="dxa" w:w="2800"/>
+            <w:shd w:fill="EEF4F8" w:color="auto" w:val="clear"/>
+            <w:tcMar>
+              <w:top w:type="dxa" w:w="60"/>
+              <w:left w:type="dxa" w:w="100"/>
+              <w:bottom w:type="dxa" w:w="60"/>
+              <w:right w:type="dxa" w:w="100"/>
+            </w:tcMar>
+          </w:tcPr>
+          <w:p>
+            <w:pPr>
+              <w:spacing w:after="0"/>
+            </w:pPr>
+            <w:r>
+              <w:rPr>
+                <w:b/>
+                <w:bCs/>
+                <w:color w:val="12355B"/>
+                <w:sz w:val="16"/>
+                <w:szCs w:val="16"/>
+              </w:rPr>
+              <w:t xml:space="preserve">CORE PROBLEM / GIVEN REPRESENTATION</w:t>
+            </w:r>
+          </w:p>
+        </w:tc>
+        <w:tc>
+          <w:tcPr>
+            <w:tcW w:type="dxa" w:w="3560"/>
+            <w:shd w:fill="EEF4F8" w:color="auto" w:val="clear"/>
+            <w:tcMar>
+              <w:top w:type="dxa" w:w="60"/>
+              <w:left w:type="dxa" w:w="100"/>
+              <w:bottom w:type="dxa" w:w="60"/>
+              <w:right w:type="dxa" w:w="100"/>
+            </w:tcMar>
+          </w:tcPr>
+          <w:p>
+            <w:pPr>
+              <w:spacing w:after="0"/>
+            </w:pPr>
+            <w:r>
+              <w:rPr>
+                <w:b/>
+                <w:bCs/>
+                <w:color w:val="12355B"/>
+                <w:sz w:val="16"/>
+                <w:szCs w:val="16"/>
+              </w:rPr>
+              <w:t xml:space="preserve">WORKING SPACE / CALCULATION STEPS</w:t>
+            </w:r>
+          </w:p>
+        </w:tc>
+        <w:tc>
+          <w:tcPr>
+            <w:tcW w:type="dxa" w:w="3000"/>
             <w:shd w:fill="FBF3E2" w:color="auto" w:val="clear"/>
             <w:tcMar>
               <w:top w:type="dxa" w:w="60"/>
-              <w:left w:type="dxa" w:w="120"/>
+              <w:left w:type="dxa" w:w="100"/>
               <w:bottom w:type="dxa" w:w="60"/>
-              <w:right w:type="dxa" w:w="120"/>
-            </w:tcMar>
-          </w:tcPr>
-          <w:p>
-            <w:pPr>
-              <w:spacing w:after="0" w:line="320"/>
+              <w:right w:type="dxa" w:w="100"/>
+            </w:tcMar>
+          </w:tcPr>
+          <w:p>
+            <w:pPr>
+              <w:spacing w:after="0"/>
+            </w:pPr>
+            <w:r>
+              <w:rPr>
+                <w:b/>
+                <w:bCs/>
+                <w:color w:val="B97A12"/>
+                <w:sz w:val="16"/>
+                <w:szCs w:val="16"/>
+              </w:rPr>
+              <w:t xml:space="preserve">EXPLAIN YOUR REASONING</w:t>
+            </w:r>
+          </w:p>
+        </w:tc>
+      </w:tr>
+      <w:tr>
+        <w:trPr>
+          <w:cantSplit/>
+        </w:trPr>
+        <w:tc>
+          <w:tcPr>
+            <w:tcW w:type="dxa" w:w="2800"/>
+            <w:tcMar>
+              <w:top w:type="dxa" w:w="80"/>
+              <w:left w:type="dxa" w:w="100"/>
+              <w:bottom w:type="dxa" w:w="80"/>
+              <w:right w:type="dxa" w:w="100"/>
+            </w:tcMar>
+            <w:vAlign w:val="top"/>
+          </w:tcPr>
+          <w:p>
+            <w:pPr>
+              <w:spacing w:after="60"/>
+            </w:pPr>
+            <w:r>
+              <w:rPr>
+                <w:b/>
+                <w:bCs/>
+                <w:color w:val="12355B"/>
+                <w:sz w:val="21"/>
+                <w:szCs w:val="21"/>
+              </w:rPr>
+              <w:t xml:space="preserve">4.  </w:t>
+            </w:r>
+            <w:r>
+              <w:rPr>
+                <w:b/>
+                <w:bCs/>
+                <w:sz w:val="20"/>
+                <w:szCs w:val="20"/>
+              </w:rPr>
+              <w:t xml:space="preserve">Sort each item into the stage of the order of operations where it is handled.</w:t>
+            </w:r>
+          </w:p>
+        </w:tc>
+        <w:tc>
+          <w:tcPr>
+            <w:tcW w:type="dxa" w:w="3560"/>
+            <w:tcMar>
+              <w:top w:type="dxa" w:w="80"/>
+              <w:left w:type="dxa" w:w="100"/>
+              <w:bottom w:type="dxa" w:w="80"/>
+              <w:right w:type="dxa" w:w="100"/>
+            </w:tcMar>
+            <w:vAlign w:val="top"/>
+          </w:tcPr>
+          <w:p>
+            <w:pPr>
+              <w:pBdr>
+                <w:bottom w:val="single" w:color="AFBECC" w:sz="6"/>
+              </w:pBdr>
+              <w:spacing w:after="30" w:before="150"/>
             </w:pPr>
             <w:r>
               <w:t xml:space="preserve"/>
@@ -4370,7 +5575,10 @@
           </w:p>
           <w:p>
             <w:pPr>
-              <w:spacing w:after="0" w:line="320"/>
+              <w:pBdr>
+                <w:bottom w:val="single" w:color="AFBECC" w:sz="6"/>
+              </w:pBdr>
+              <w:spacing w:after="30" w:before="150"/>
             </w:pPr>
             <w:r>
               <w:t xml:space="preserve"/>
@@ -4378,7 +5586,10 @@
           </w:p>
           <w:p>
             <w:pPr>
-              <w:spacing w:after="0" w:line="320"/>
+              <w:pBdr>
+                <w:bottom w:val="single" w:color="AFBECC" w:sz="6"/>
+              </w:pBdr>
+              <w:spacing w:after="30" w:before="150"/>
             </w:pPr>
             <w:r>
               <w:t xml:space="preserve"/>
@@ -4386,7 +5597,125 @@
           </w:p>
           <w:p>
             <w:pPr>
-              <w:spacing w:after="0" w:line="320"/>
+              <w:pBdr>
+                <w:bottom w:val="single" w:color="AFBECC" w:sz="6"/>
+              </w:pBdr>
+              <w:spacing w:after="30" w:before="150"/>
+            </w:pPr>
+            <w:r>
+              <w:t xml:space="preserve"/>
+            </w:r>
+          </w:p>
+        </w:tc>
+        <w:tc>
+          <w:tcPr>
+            <w:tcW w:type="dxa" w:w="3000"/>
+            <w:shd w:fill="FBF3E2" w:color="auto" w:val="clear"/>
+            <w:tcMar>
+              <w:top w:type="dxa" w:w="80"/>
+              <w:left w:type="dxa" w:w="100"/>
+              <w:bottom w:type="dxa" w:w="80"/>
+              <w:right w:type="dxa" w:w="100"/>
+            </w:tcMar>
+            <w:vAlign w:val="top"/>
+          </w:tcPr>
+          <w:p>
+            <w:pPr>
+              <w:spacing w:after="40"/>
+            </w:pPr>
+            <w:r>
+              <w:rPr>
+                <w:b/>
+                <w:bCs/>
+                <w:color w:val="12355B"/>
+                <w:sz w:val="19"/>
+                <w:szCs w:val="19"/>
+              </w:rPr>
+              <w:t xml:space="preserve">Because... </w:t>
+            </w:r>
+            <w:r>
+              <w:rPr>
+                <w:color w:val="AFBECC"/>
+                <w:sz w:val="19"/>
+                <w:szCs w:val="19"/>
+              </w:rPr>
+              <w:t xml:space="preserve">________________</w:t>
+            </w:r>
+          </w:p>
+          <w:p>
+            <w:pPr>
+              <w:pBdr>
+                <w:bottom w:val="single" w:color="AFBECC" w:sz="6"/>
+              </w:pBdr>
+              <w:spacing w:after="30" w:before="150"/>
+            </w:pPr>
+            <w:r>
+              <w:t xml:space="preserve"/>
+            </w:r>
+          </w:p>
+          <w:p>
+            <w:pPr>
+              <w:spacing w:after="40" w:before="80"/>
+            </w:pPr>
+            <w:r>
+              <w:rPr>
+                <w:b/>
+                <w:bCs/>
+                <w:color w:val="6B4FA0"/>
+                <w:sz w:val="19"/>
+                <w:szCs w:val="19"/>
+              </w:rPr>
+              <w:t xml:space="preserve">Although... </w:t>
+            </w:r>
+            <w:r>
+              <w:rPr>
+                <w:color w:val="AFBECC"/>
+                <w:sz w:val="19"/>
+                <w:szCs w:val="19"/>
+              </w:rPr>
+              <w:t xml:space="preserve">_______________</w:t>
+            </w:r>
+          </w:p>
+          <w:p>
+            <w:pPr>
+              <w:pBdr>
+                <w:bottom w:val="single" w:color="AFBECC" w:sz="6"/>
+              </w:pBdr>
+              <w:spacing w:after="30" w:before="150"/>
+            </w:pPr>
+            <w:r>
+              <w:t xml:space="preserve"/>
+            </w:r>
+          </w:p>
+          <w:p>
+            <w:pPr>
+              <w:spacing w:after="40" w:before="80"/>
+            </w:pPr>
+            <w:r>
+              <w:rPr>
+                <w:b/>
+                <w:bCs/>
+                <w:color w:val="1FA6A2"/>
+                <w:sz w:val="19"/>
+                <w:szCs w:val="19"/>
+              </w:rPr>
+              <w:t xml:space="preserve">Therefore... </w:t>
+            </w:r>
+            <w:r>
+              <w:rPr>
+                <w:color w:val="AFBECC"/>
+                <w:sz w:val="19"/>
+                <w:szCs w:val="19"/>
+              </w:rPr>
+              <w:t xml:space="preserve">______________</w:t>
+            </w:r>
+          </w:p>
+          <w:p>
+            <w:pPr>
+              <w:pBdr>
+                <w:bottom w:val="single" w:color="AFBECC" w:sz="6"/>
+              </w:pBdr>
+              <w:spacing w:after="30" w:before="150"/>
             </w:pPr>
             <w:r>
               <w:t xml:space="preserve"/>
@@ -4397,84 +5726,7 @@
     </w:tbl>
     <w:p>
       <w:pPr>
-        <w:keepNext/>
-        <w:spacing w:after="60" w:before="160"/>
-      </w:pPr>
-      <w:r>
-        <w:rPr>
-          <w:b/>
-          <w:bCs/>
-          <w:color w:val="12355B"/>
-          <w:sz w:val="22"/>
-          <w:szCs w:val="22"/>
-        </w:rPr>
-        <w:t xml:space="preserve">5.  </w:t>
-      </w:r>
-      <w:r>
-        <w:rPr>
-          <w:b/>
-          <w:bCs/>
-          <w:sz w:val="21"/>
-          <w:szCs w:val="21"/>
-        </w:rPr>
-        <w:t xml:space="preserve">Miguel evaluates 12 − 2 × 3 and gets 30. Margaret gets 6. Who is right?</w:t>
-      </w:r>
-    </w:p>
-    <w:p>
-      <w:pPr>
-        <w:spacing w:after="40"/>
-        <w:ind w:left="420"/>
-      </w:pPr>
-      <w:r>
-        <w:rPr>
-          <w:sz w:val="20"/>
-          <w:szCs w:val="20"/>
-        </w:rPr>
-        <w:t xml:space="preserve">A)  Miguel, because he worked left to right</w:t>
-      </w:r>
-    </w:p>
-    <w:p>
-      <w:pPr>
-        <w:spacing w:after="40"/>
-        <w:ind w:left="420"/>
-      </w:pPr>
-      <w:r>
-        <w:rPr>
-          <w:sz w:val="20"/>
-          <w:szCs w:val="20"/>
-        </w:rPr>
-        <w:t xml:space="preserve">B)  Both are right</w:t>
-      </w:r>
-    </w:p>
-    <w:p>
-      <w:pPr>
-        <w:spacing w:after="40"/>
-        <w:ind w:left="420"/>
-      </w:pPr>
-      <w:r>
-        <w:rPr>
-          <w:sz w:val="20"/>
-          <w:szCs w:val="20"/>
-        </w:rPr>
-        <w:t xml:space="preserve">C)  Neither is right</w:t>
-      </w:r>
-    </w:p>
-    <w:p>
-      <w:pPr>
-        <w:spacing w:after="40"/>
-        <w:ind w:left="420"/>
-      </w:pPr>
-      <w:r>
-        <w:rPr>
-          <w:sz w:val="20"/>
-          <w:szCs w:val="20"/>
-        </w:rPr>
-        <w:t xml:space="preserve">D)  Margaret, because multiplication comes before subtraction</w:t>
-      </w:r>
-    </w:p>
-    <w:p>
-      <w:pPr>
-        <w:spacing w:after="20"/>
+        <w:spacing w:after="80"/>
       </w:pPr>
       <w:r>
         <w:t xml:space="preserve"/>
@@ -4482,33 +5734,217 @@
     </w:p>
     <w:tbl>
       <w:tblPr>
-        <w:tblW w:type="pct" w:w="100%"/>
+        <w:tblW w:type="dxa" w:w="9360"/>
         <w:tblBorders>
           <w:top w:val="single" w:color="C7D2DD" w:sz="6"/>
           <w:left w:val="single" w:color="C7D2DD" w:sz="6"/>
           <w:bottom w:val="single" w:color="C7D2DD" w:sz="6"/>
           <w:right w:val="single" w:color="C7D2DD" w:sz="6"/>
-          <w:insideH w:val="single" w:color="auto" w:sz="4"/>
-          <w:insideV w:val="single" w:color="auto" w:sz="4"/>
+          <w:insideH w:val="single" w:color="C7D2DD" w:sz="6"/>
+          <w:insideV w:val="single" w:color="C7D2DD" w:sz="6"/>
         </w:tblBorders>
       </w:tblPr>
       <w:tblGrid>
-        <w:gridCol w:w="100"/>
+        <w:gridCol w:w="2800"/>
+        <w:gridCol w:w="3560"/>
+        <w:gridCol w:w="3000"/>
       </w:tblGrid>
       <w:tr>
-        <w:tc>
-          <w:tcPr>
+        <w:trPr>
+          <w:cantSplit/>
+          <w:tblHeader/>
+        </w:trPr>
+        <w:tc>
+          <w:tcPr>
+            <w:tcW w:type="dxa" w:w="2800"/>
+            <w:shd w:fill="EEF4F8" w:color="auto" w:val="clear"/>
+            <w:tcMar>
+              <w:top w:type="dxa" w:w="60"/>
+              <w:left w:type="dxa" w:w="100"/>
+              <w:bottom w:type="dxa" w:w="60"/>
+              <w:right w:type="dxa" w:w="100"/>
+            </w:tcMar>
+          </w:tcPr>
+          <w:p>
+            <w:pPr>
+              <w:spacing w:after="0"/>
+            </w:pPr>
+            <w:r>
+              <w:rPr>
+                <w:b/>
+                <w:bCs/>
+                <w:color w:val="12355B"/>
+                <w:sz w:val="16"/>
+                <w:szCs w:val="16"/>
+              </w:rPr>
+              <w:t xml:space="preserve">CORE PROBLEM / GIVEN REPRESENTATION</w:t>
+            </w:r>
+          </w:p>
+        </w:tc>
+        <w:tc>
+          <w:tcPr>
+            <w:tcW w:type="dxa" w:w="3560"/>
+            <w:shd w:fill="EEF4F8" w:color="auto" w:val="clear"/>
+            <w:tcMar>
+              <w:top w:type="dxa" w:w="60"/>
+              <w:left w:type="dxa" w:w="100"/>
+              <w:bottom w:type="dxa" w:w="60"/>
+              <w:right w:type="dxa" w:w="100"/>
+            </w:tcMar>
+          </w:tcPr>
+          <w:p>
+            <w:pPr>
+              <w:spacing w:after="0"/>
+            </w:pPr>
+            <w:r>
+              <w:rPr>
+                <w:b/>
+                <w:bCs/>
+                <w:color w:val="12355B"/>
+                <w:sz w:val="16"/>
+                <w:szCs w:val="16"/>
+              </w:rPr>
+              <w:t xml:space="preserve">WORKING SPACE / CALCULATION STEPS</w:t>
+            </w:r>
+          </w:p>
+        </w:tc>
+        <w:tc>
+          <w:tcPr>
+            <w:tcW w:type="dxa" w:w="3000"/>
             <w:shd w:fill="FBF3E2" w:color="auto" w:val="clear"/>
             <w:tcMar>
               <w:top w:type="dxa" w:w="60"/>
-              <w:left w:type="dxa" w:w="120"/>
+              <w:left w:type="dxa" w:w="100"/>
               <w:bottom w:type="dxa" w:w="60"/>
-              <w:right w:type="dxa" w:w="120"/>
-            </w:tcMar>
-          </w:tcPr>
-          <w:p>
-            <w:pPr>
-              <w:spacing w:after="0" w:line="320"/>
+              <w:right w:type="dxa" w:w="100"/>
+            </w:tcMar>
+          </w:tcPr>
+          <w:p>
+            <w:pPr>
+              <w:spacing w:after="0"/>
+            </w:pPr>
+            <w:r>
+              <w:rPr>
+                <w:b/>
+                <w:bCs/>
+                <w:color w:val="B97A12"/>
+                <w:sz w:val="16"/>
+                <w:szCs w:val="16"/>
+              </w:rPr>
+              <w:t xml:space="preserve">EXPLAIN YOUR REASONING</w:t>
+            </w:r>
+          </w:p>
+        </w:tc>
+      </w:tr>
+      <w:tr>
+        <w:trPr>
+          <w:cantSplit/>
+        </w:trPr>
+        <w:tc>
+          <w:tcPr>
+            <w:tcW w:type="dxa" w:w="2800"/>
+            <w:tcMar>
+              <w:top w:type="dxa" w:w="80"/>
+              <w:left w:type="dxa" w:w="100"/>
+              <w:bottom w:type="dxa" w:w="80"/>
+              <w:right w:type="dxa" w:w="100"/>
+            </w:tcMar>
+            <w:vAlign w:val="top"/>
+          </w:tcPr>
+          <w:p>
+            <w:pPr>
+              <w:spacing w:after="60"/>
+            </w:pPr>
+            <w:r>
+              <w:rPr>
+                <w:b/>
+                <w:bCs/>
+                <w:color w:val="12355B"/>
+                <w:sz w:val="21"/>
+                <w:szCs w:val="21"/>
+              </w:rPr>
+              <w:t xml:space="preserve">5.  </w:t>
+            </w:r>
+            <w:r>
+              <w:rPr>
+                <w:b/>
+                <w:bCs/>
+                <w:sz w:val="20"/>
+                <w:szCs w:val="20"/>
+              </w:rPr>
+              <w:t xml:space="preserve">Miguel evaluates 12 − 2 × 3 and gets 30. Margaret gets 6. Who is right?</w:t>
+            </w:r>
+          </w:p>
+          <w:p>
+            <w:pPr>
+              <w:spacing w:after="30"/>
+              <w:ind w:left="180"/>
+            </w:pPr>
+            <w:r>
+              <w:rPr>
+                <w:sz w:val="19"/>
+                <w:szCs w:val="19"/>
+              </w:rPr>
+              <w:t xml:space="preserve">A)  Miguel, because he worked left to right</w:t>
+            </w:r>
+          </w:p>
+          <w:p>
+            <w:pPr>
+              <w:spacing w:after="30"/>
+              <w:ind w:left="180"/>
+            </w:pPr>
+            <w:r>
+              <w:rPr>
+                <w:sz w:val="19"/>
+                <w:szCs w:val="19"/>
+              </w:rPr>
+              <w:t xml:space="preserve">B)  Both are right</w:t>
+            </w:r>
+          </w:p>
+          <w:p>
+            <w:pPr>
+              <w:spacing w:after="30"/>
+              <w:ind w:left="180"/>
+            </w:pPr>
+            <w:r>
+              <w:rPr>
+                <w:sz w:val="19"/>
+                <w:szCs w:val="19"/>
+              </w:rPr>
+              <w:t xml:space="preserve">C)  Neither is right</w:t>
+            </w:r>
+          </w:p>
+          <w:p>
+            <w:pPr>
+              <w:spacing w:after="30"/>
+              <w:ind w:left="180"/>
+            </w:pPr>
+            <w:r>
+              <w:rPr>
+                <w:sz w:val="19"/>
+                <w:szCs w:val="19"/>
+              </w:rPr>
+              <w:t xml:space="preserve">D)  Margaret, because multiplication comes before subtraction</w:t>
+            </w:r>
+          </w:p>
+        </w:tc>
+        <w:tc>
+          <w:tcPr>
+            <w:tcW w:type="dxa" w:w="3560"/>
+            <w:tcMar>
+              <w:top w:type="dxa" w:w="80"/>
+              <w:left w:type="dxa" w:w="100"/>
+              <w:bottom w:type="dxa" w:w="80"/>
+              <w:right w:type="dxa" w:w="100"/>
+            </w:tcMar>
+            <w:vAlign w:val="top"/>
+          </w:tcPr>
+          <w:p>
+            <w:pPr>
+              <w:pBdr>
+                <w:bottom w:val="single" w:color="AFBECC" w:sz="6"/>
+              </w:pBdr>
+              <w:spacing w:after="30" w:before="150"/>
             </w:pPr>
             <w:r>
               <w:t xml:space="preserve"/>
@@ -4516,7 +5952,147 @@
           </w:p>
           <w:p>
             <w:pPr>
-              <w:spacing w:after="0" w:line="320"/>
+              <w:pBdr>
+                <w:bottom w:val="single" w:color="AFBECC" w:sz="6"/>
+              </w:pBdr>
+              <w:spacing w:after="30" w:before="150"/>
+            </w:pPr>
+            <w:r>
+              <w:t xml:space="preserve"/>
+            </w:r>
+          </w:p>
+          <w:p>
+            <w:pPr>
+              <w:pBdr>
+                <w:bottom w:val="single" w:color="AFBECC" w:sz="6"/>
+              </w:pBdr>
+              <w:spacing w:after="30" w:before="150"/>
+            </w:pPr>
+            <w:r>
+              <w:t xml:space="preserve"/>
+            </w:r>
+          </w:p>
+          <w:p>
+            <w:pPr>
+              <w:pBdr>
+                <w:bottom w:val="single" w:color="AFBECC" w:sz="6"/>
+              </w:pBdr>
+              <w:spacing w:after="30" w:before="150"/>
+            </w:pPr>
+            <w:r>
+              <w:t xml:space="preserve"/>
+            </w:r>
+          </w:p>
+        </w:tc>
+        <w:tc>
+          <w:tcPr>
+            <w:tcW w:type="dxa" w:w="3000"/>
+            <w:shd w:fill="FBF3E2" w:color="auto" w:val="clear"/>
+            <w:tcMar>
+              <w:top w:type="dxa" w:w="80"/>
+              <w:left w:type="dxa" w:w="100"/>
+              <w:bottom w:type="dxa" w:w="80"/>
+              <w:right w:type="dxa" w:w="100"/>
+            </w:tcMar>
+            <w:vAlign w:val="top"/>
+          </w:tcPr>
+          <w:p>
+            <w:pPr>
+              <w:spacing w:after="40"/>
+            </w:pPr>
+            <w:r>
+              <w:rPr>
+                <w:b/>
+                <w:bCs/>
+                <w:color w:val="12355B"/>
+                <w:sz w:val="19"/>
+                <w:szCs w:val="19"/>
+              </w:rPr>
+              <w:t xml:space="preserve">Because... </w:t>
+            </w:r>
+            <w:r>
+              <w:rPr>
+                <w:color w:val="AFBECC"/>
+                <w:sz w:val="19"/>
+                <w:szCs w:val="19"/>
+              </w:rPr>
+              <w:t xml:space="preserve">________________</w:t>
+            </w:r>
+          </w:p>
+          <w:p>
+            <w:pPr>
+              <w:pBdr>
+                <w:bottom w:val="single" w:color="AFBECC" w:sz="6"/>
+              </w:pBdr>
+              <w:spacing w:after="30" w:before="150"/>
+            </w:pPr>
+            <w:r>
+              <w:t xml:space="preserve"/>
+            </w:r>
+          </w:p>
+          <w:p>
+            <w:pPr>
+              <w:spacing w:after="40" w:before="80"/>
+            </w:pPr>
+            <w:r>
+              <w:rPr>
+                <w:b/>
+                <w:bCs/>
+                <w:color w:val="6B4FA0"/>
+                <w:sz w:val="19"/>
+                <w:szCs w:val="19"/>
+              </w:rPr>
+              <w:t xml:space="preserve">Although... </w:t>
+            </w:r>
+            <w:r>
+              <w:rPr>
+                <w:color w:val="AFBECC"/>
+                <w:sz w:val="19"/>
+                <w:szCs w:val="19"/>
+              </w:rPr>
+              <w:t xml:space="preserve">_______________</w:t>
+            </w:r>
+          </w:p>
+          <w:p>
+            <w:pPr>
+              <w:pBdr>
+                <w:bottom w:val="single" w:color="AFBECC" w:sz="6"/>
+              </w:pBdr>
+              <w:spacing w:after="30" w:before="150"/>
+            </w:pPr>
+            <w:r>
+              <w:t xml:space="preserve"/>
+            </w:r>
+          </w:p>
+          <w:p>
+            <w:pPr>
+              <w:spacing w:after="40" w:before="80"/>
+            </w:pPr>
+            <w:r>
+              <w:rPr>
+                <w:b/>
+                <w:bCs/>
+                <w:color w:val="1FA6A2"/>
+                <w:sz w:val="19"/>
+                <w:szCs w:val="19"/>
+              </w:rPr>
+              <w:t xml:space="preserve">Therefore... </w:t>
+            </w:r>
+            <w:r>
+              <w:rPr>
+                <w:color w:val="AFBECC"/>
+                <w:sz w:val="19"/>
+                <w:szCs w:val="19"/>
+              </w:rPr>
+              <w:t xml:space="preserve">______________</w:t>
+            </w:r>
+          </w:p>
+          <w:p>
+            <w:pPr>
+              <w:pBdr>
+                <w:bottom w:val="single" w:color="AFBECC" w:sz="6"/>
+              </w:pBdr>
+              <w:spacing w:after="30" w:before="150"/>
             </w:pPr>
             <w:r>
               <w:t xml:space="preserve"/>
@@ -4525,6 +6101,14 @@
         </w:tc>
       </w:tr>
     </w:tbl>
+    <w:p>
+      <w:pPr>
+        <w:spacing w:after="80"/>
+      </w:pPr>
+      <w:r>
+        <w:t xml:space="preserve"/>
+      </w:r>
+    </w:p>
     <w:p>
       <w:pPr>
         <w:pStyle w:val="Heading2"/>
@@ -4551,60 +6135,167 @@
         <w:t xml:space="preserve">   stretch your thinking</w:t>
       </w:r>
     </w:p>
-    <w:p>
-      <w:pPr>
-        <w:keepNext/>
-        <w:spacing w:after="60" w:before="160"/>
-      </w:pPr>
-      <w:r>
-        <w:rPr>
-          <w:b/>
-          <w:bCs/>
-          <w:color w:val="12355B"/>
-          <w:sz w:val="22"/>
-          <w:szCs w:val="22"/>
-        </w:rPr>
-        <w:t xml:space="preserve">6.  </w:t>
-      </w:r>
-      <w:r>
-        <w:rPr>
-          <w:b/>
-          <w:bCs/>
-          <w:sz w:val="21"/>
-          <w:szCs w:val="21"/>
-        </w:rPr>
-        <w:t xml:space="preserve">Seven friends split the bill for a pizza party. They order 4 pizzas at 3² dollars each, plus a one-time $6 delivery fee. Write ONE numerical expression for what each friend owes, evaluate it, and explain why the grouping symbols matter.</w:t>
-      </w:r>
-    </w:p>
     <w:tbl>
       <w:tblPr>
-        <w:tblW w:type="pct" w:w="100%"/>
+        <w:tblW w:type="dxa" w:w="9360"/>
         <w:tblBorders>
           <w:top w:val="single" w:color="C7D2DD" w:sz="6"/>
           <w:left w:val="single" w:color="C7D2DD" w:sz="6"/>
           <w:bottom w:val="single" w:color="C7D2DD" w:sz="6"/>
           <w:right w:val="single" w:color="C7D2DD" w:sz="6"/>
-          <w:insideH w:val="single" w:color="auto" w:sz="4"/>
-          <w:insideV w:val="single" w:color="auto" w:sz="4"/>
+          <w:insideH w:val="single" w:color="C7D2DD" w:sz="6"/>
+          <w:insideV w:val="single" w:color="C7D2DD" w:sz="6"/>
         </w:tblBorders>
       </w:tblPr>
       <w:tblGrid>
-        <w:gridCol w:w="100"/>
+        <w:gridCol w:w="2800"/>
+        <w:gridCol w:w="3560"/>
+        <w:gridCol w:w="3000"/>
       </w:tblGrid>
       <w:tr>
-        <w:tc>
-          <w:tcPr>
+        <w:trPr>
+          <w:cantSplit/>
+          <w:tblHeader/>
+        </w:trPr>
+        <w:tc>
+          <w:tcPr>
+            <w:tcW w:type="dxa" w:w="2800"/>
+            <w:shd w:fill="EEF4F8" w:color="auto" w:val="clear"/>
+            <w:tcMar>
+              <w:top w:type="dxa" w:w="60"/>
+              <w:left w:type="dxa" w:w="100"/>
+              <w:bottom w:type="dxa" w:w="60"/>
+              <w:right w:type="dxa" w:w="100"/>
+            </w:tcMar>
+          </w:tcPr>
+          <w:p>
+            <w:pPr>
+              <w:spacing w:after="0"/>
+            </w:pPr>
+            <w:r>
+              <w:rPr>
+                <w:b/>
+                <w:bCs/>
+                <w:color w:val="12355B"/>
+                <w:sz w:val="16"/>
+                <w:szCs w:val="16"/>
+              </w:rPr>
+              <w:t xml:space="preserve">CORE PROBLEM / GIVEN REPRESENTATION</w:t>
+            </w:r>
+          </w:p>
+        </w:tc>
+        <w:tc>
+          <w:tcPr>
+            <w:tcW w:type="dxa" w:w="3560"/>
+            <w:shd w:fill="EEF4F8" w:color="auto" w:val="clear"/>
+            <w:tcMar>
+              <w:top w:type="dxa" w:w="60"/>
+              <w:left w:type="dxa" w:w="100"/>
+              <w:bottom w:type="dxa" w:w="60"/>
+              <w:right w:type="dxa" w:w="100"/>
+            </w:tcMar>
+          </w:tcPr>
+          <w:p>
+            <w:pPr>
+              <w:spacing w:after="0"/>
+            </w:pPr>
+            <w:r>
+              <w:rPr>
+                <w:b/>
+                <w:bCs/>
+                <w:color w:val="12355B"/>
+                <w:sz w:val="16"/>
+                <w:szCs w:val="16"/>
+              </w:rPr>
+              <w:t xml:space="preserve">WORKING SPACE / CALCULATION STEPS</w:t>
+            </w:r>
+          </w:p>
+        </w:tc>
+        <w:tc>
+          <w:tcPr>
+            <w:tcW w:type="dxa" w:w="3000"/>
             <w:shd w:fill="FBF3E2" w:color="auto" w:val="clear"/>
             <w:tcMar>
               <w:top w:type="dxa" w:w="60"/>
-              <w:left w:type="dxa" w:w="120"/>
+              <w:left w:type="dxa" w:w="100"/>
               <w:bottom w:type="dxa" w:w="60"/>
-              <w:right w:type="dxa" w:w="120"/>
-            </w:tcMar>
-          </w:tcPr>
-          <w:p>
-            <w:pPr>
-              <w:spacing w:after="0" w:line="320"/>
+              <w:right w:type="dxa" w:w="100"/>
+            </w:tcMar>
+          </w:tcPr>
+          <w:p>
+            <w:pPr>
+              <w:spacing w:after="0"/>
+            </w:pPr>
+            <w:r>
+              <w:rPr>
+                <w:b/>
+                <w:bCs/>
+                <w:color w:val="B97A12"/>
+                <w:sz w:val="16"/>
+                <w:szCs w:val="16"/>
+              </w:rPr>
+              <w:t xml:space="preserve">EXPLAIN YOUR REASONING</w:t>
+            </w:r>
+          </w:p>
+        </w:tc>
+      </w:tr>
+      <w:tr>
+        <w:trPr>
+          <w:cantSplit/>
+        </w:trPr>
+        <w:tc>
+          <w:tcPr>
+            <w:tcW w:type="dxa" w:w="2800"/>
+            <w:tcMar>
+              <w:top w:type="dxa" w:w="80"/>
+              <w:left w:type="dxa" w:w="100"/>
+              <w:bottom w:type="dxa" w:w="80"/>
+              <w:right w:type="dxa" w:w="100"/>
+            </w:tcMar>
+            <w:vAlign w:val="top"/>
+          </w:tcPr>
+          <w:p>
+            <w:pPr>
+              <w:spacing w:after="60"/>
+            </w:pPr>
+            <w:r>
+              <w:rPr>
+                <w:b/>
+                <w:bCs/>
+                <w:color w:val="12355B"/>
+                <w:sz w:val="21"/>
+                <w:szCs w:val="21"/>
+              </w:rPr>
+              <w:t xml:space="preserve">6.  </w:t>
+            </w:r>
+            <w:r>
+              <w:rPr>
+                <w:b/>
+                <w:bCs/>
+                <w:sz w:val="20"/>
+                <w:szCs w:val="20"/>
+              </w:rPr>
+              <w:t xml:space="preserve">Seven friends split the bill for a pizza party. They order 4 pizzas at 3² dollars each, plus a one-time $6 delivery fee. Write ONE numerical expression for what each friend owes, evaluate it, and explain why the grouping symbols matter.</w:t>
+            </w:r>
+          </w:p>
+        </w:tc>
+        <w:tc>
+          <w:tcPr>
+            <w:tcW w:type="dxa" w:w="3560"/>
+            <w:tcMar>
+              <w:top w:type="dxa" w:w="80"/>
+              <w:left w:type="dxa" w:w="100"/>
+              <w:bottom w:type="dxa" w:w="80"/>
+              <w:right w:type="dxa" w:w="100"/>
+            </w:tcMar>
+            <w:vAlign w:val="top"/>
+          </w:tcPr>
+          <w:p>
+            <w:pPr>
+              <w:pBdr>
+                <w:bottom w:val="single" w:color="AFBECC" w:sz="6"/>
+              </w:pBdr>
+              <w:spacing w:after="30" w:before="150"/>
             </w:pPr>
             <w:r>
               <w:t xml:space="preserve"/>
@@ -4612,7 +6303,10 @@
           </w:p>
           <w:p>
             <w:pPr>
-              <w:spacing w:after="0" w:line="320"/>
+              <w:pBdr>
+                <w:bottom w:val="single" w:color="AFBECC" w:sz="6"/>
+              </w:pBdr>
+              <w:spacing w:after="30" w:before="150"/>
             </w:pPr>
             <w:r>
               <w:t xml:space="preserve"/>
@@ -4620,7 +6314,10 @@
           </w:p>
           <w:p>
             <w:pPr>
-              <w:spacing w:after="0" w:line="320"/>
+              <w:pBdr>
+                <w:bottom w:val="single" w:color="AFBECC" w:sz="6"/>
+              </w:pBdr>
+              <w:spacing w:after="30" w:before="150"/>
             </w:pPr>
             <w:r>
               <w:t xml:space="preserve"/>
@@ -4628,7 +6325,125 @@
           </w:p>
           <w:p>
             <w:pPr>
-              <w:spacing w:after="0" w:line="320"/>
+              <w:pBdr>
+                <w:bottom w:val="single" w:color="AFBECC" w:sz="6"/>
+              </w:pBdr>
+              <w:spacing w:after="30" w:before="150"/>
+            </w:pPr>
+            <w:r>
+              <w:t xml:space="preserve"/>
+            </w:r>
+          </w:p>
+        </w:tc>
+        <w:tc>
+          <w:tcPr>
+            <w:tcW w:type="dxa" w:w="3000"/>
+            <w:shd w:fill="FBF3E2" w:color="auto" w:val="clear"/>
+            <w:tcMar>
+              <w:top w:type="dxa" w:w="80"/>
+              <w:left w:type="dxa" w:w="100"/>
+              <w:bottom w:type="dxa" w:w="80"/>
+              <w:right w:type="dxa" w:w="100"/>
+            </w:tcMar>
+            <w:vAlign w:val="top"/>
+          </w:tcPr>
+          <w:p>
+            <w:pPr>
+              <w:spacing w:after="40"/>
+            </w:pPr>
+            <w:r>
+              <w:rPr>
+                <w:b/>
+                <w:bCs/>
+                <w:color w:val="12355B"/>
+                <w:sz w:val="19"/>
+                <w:szCs w:val="19"/>
+              </w:rPr>
+              <w:t xml:space="preserve">Because... </w:t>
+            </w:r>
+            <w:r>
+              <w:rPr>
+                <w:color w:val="AFBECC"/>
+                <w:sz w:val="19"/>
+                <w:szCs w:val="19"/>
+              </w:rPr>
+              <w:t xml:space="preserve">________________</w:t>
+            </w:r>
+          </w:p>
+          <w:p>
+            <w:pPr>
+              <w:pBdr>
+                <w:bottom w:val="single" w:color="AFBECC" w:sz="6"/>
+              </w:pBdr>
+              <w:spacing w:after="30" w:before="150"/>
+            </w:pPr>
+            <w:r>
+              <w:t xml:space="preserve"/>
+            </w:r>
+          </w:p>
+          <w:p>
+            <w:pPr>
+              <w:spacing w:after="40" w:before="80"/>
+            </w:pPr>
+            <w:r>
+              <w:rPr>
+                <w:b/>
+                <w:bCs/>
+                <w:color w:val="6B4FA0"/>
+                <w:sz w:val="19"/>
+                <w:szCs w:val="19"/>
+              </w:rPr>
+              <w:t xml:space="preserve">Although... </w:t>
+            </w:r>
+            <w:r>
+              <w:rPr>
+                <w:color w:val="AFBECC"/>
+                <w:sz w:val="19"/>
+                <w:szCs w:val="19"/>
+              </w:rPr>
+              <w:t xml:space="preserve">_______________</w:t>
+            </w:r>
+          </w:p>
+          <w:p>
+            <w:pPr>
+              <w:pBdr>
+                <w:bottom w:val="single" w:color="AFBECC" w:sz="6"/>
+              </w:pBdr>
+              <w:spacing w:after="30" w:before="150"/>
+            </w:pPr>
+            <w:r>
+              <w:t xml:space="preserve"/>
+            </w:r>
+          </w:p>
+          <w:p>
+            <w:pPr>
+              <w:spacing w:after="40" w:before="80"/>
+            </w:pPr>
+            <w:r>
+              <w:rPr>
+                <w:b/>
+                <w:bCs/>
+                <w:color w:val="1FA6A2"/>
+                <w:sz w:val="19"/>
+                <w:szCs w:val="19"/>
+              </w:rPr>
+              <w:t xml:space="preserve">Therefore... </w:t>
+            </w:r>
+            <w:r>
+              <w:rPr>
+                <w:color w:val="AFBECC"/>
+                <w:sz w:val="19"/>
+                <w:szCs w:val="19"/>
+              </w:rPr>
+              <w:t xml:space="preserve">______________</w:t>
+            </w:r>
+          </w:p>
+          <w:p>
+            <w:pPr>
+              <w:pBdr>
+                <w:bottom w:val="single" w:color="AFBECC" w:sz="6"/>
+              </w:pBdr>
+              <w:spacing w:after="30" w:before="150"/>
             </w:pPr>
             <w:r>
               <w:t xml:space="preserve"/>
@@ -4637,6 +6452,14 @@
         </w:tc>
       </w:tr>
     </w:tbl>
+    <w:p>
+      <w:pPr>
+        <w:spacing w:after="80"/>
+      </w:pPr>
+      <w:r>
+        <w:t xml:space="preserve"/>
+      </w:r>
+    </w:p>
     <w:p>
       <w:pPr>
         <w:pStyle w:val="Heading1"/>
@@ -4718,7 +6541,7 @@
           <w:sz w:val="21"/>
           <w:szCs w:val="21"/>
         </w:rPr>
-        <w:t xml:space="preserve">B)  124</w:t>
+        <w:t xml:space="preserve">B)  78</w:t>
       </w:r>
     </w:p>
     <w:p>
@@ -4731,7 +6554,7 @@
           <w:sz w:val="21"/>
           <w:szCs w:val="21"/>
         </w:rPr>
-        <w:t xml:space="preserve">C)  150</w:t>
+        <w:t xml:space="preserve">C)  46</w:t>
       </w:r>
     </w:p>
     <w:p>
@@ -4744,7 +6567,7 @@
           <w:sz w:val="21"/>
           <w:szCs w:val="21"/>
         </w:rPr>
-        <w:t xml:space="preserve">D)  736</w:t>
+        <w:t xml:space="preserve">D)  304</w:t>
       </w:r>
     </w:p>
     <w:p>
@@ -4755,6 +6578,149 @@
         <w:t xml:space="preserve"/>
       </w:r>
     </w:p>
+    <w:p>
+      <w:pPr>
+        <w:spacing w:after="60"/>
+      </w:pPr>
+      <w:r>
+        <w:t xml:space="preserve"/>
+      </w:r>
+    </w:p>
+    <w:tbl>
+      <w:tblPr>
+        <w:tblW w:type="dxa" w:w="9360"/>
+        <w:tblBorders>
+          <w:top w:val="single" w:color="C7D2DD" w:sz="6"/>
+          <w:left w:val="single" w:color="C7D2DD" w:sz="6"/>
+          <w:bottom w:val="single" w:color="C7D2DD" w:sz="6"/>
+          <w:right w:val="single" w:color="C7D2DD" w:sz="6"/>
+          <w:insideH w:val="single" w:color="C7D2DD" w:sz="6"/>
+          <w:insideV w:val="single" w:color="C7D2DD" w:sz="6"/>
+        </w:tblBorders>
+      </w:tblPr>
+      <w:tblGrid>
+        <w:gridCol w:w="3120"/>
+        <w:gridCol w:w="3120"/>
+        <w:gridCol w:w="3120"/>
+      </w:tblGrid>
+      <w:tr>
+        <w:trPr>
+          <w:cantSplit/>
+          <w:tblHeader/>
+        </w:trPr>
+        <w:tc>
+          <w:tcPr>
+            <w:tcW w:type="dxa" w:w="9360"/>
+            <w:gridSpan w:val="3"/>
+            <w:shd w:fill="EEF4F8" w:color="auto" w:val="clear"/>
+            <w:tcMar>
+              <w:top w:type="dxa" w:w="60"/>
+              <w:left w:type="dxa" w:w="100"/>
+              <w:bottom w:type="dxa" w:w="60"/>
+              <w:right w:type="dxa" w:w="100"/>
+            </w:tcMar>
+          </w:tcPr>
+          <w:p>
+            <w:pPr>
+              <w:spacing w:after="0"/>
+            </w:pPr>
+            <w:r>
+              <w:rPr>
+                <w:b/>
+                <w:bCs/>
+                <w:color w:val="12355B"/>
+                <w:sz w:val="18"/>
+                <w:szCs w:val="18"/>
+              </w:rPr>
+              <w:t xml:space="preserve">EXIT CHECK · 3-POINT SELF-ASSESSMENT CHECKLIST</w:t>
+            </w:r>
+          </w:p>
+        </w:tc>
+      </w:tr>
+      <w:tr>
+        <w:trPr>
+          <w:cantSplit/>
+        </w:trPr>
+        <w:tc>
+          <w:tcPr>
+            <w:tcW w:type="dxa" w:w="3120"/>
+            <w:tcMar>
+              <w:top w:type="dxa" w:w="80"/>
+              <w:left w:type="dxa" w:w="100"/>
+              <w:bottom w:type="dxa" w:w="80"/>
+              <w:right w:type="dxa" w:w="100"/>
+            </w:tcMar>
+          </w:tcPr>
+          <w:p>
+            <w:pPr>
+              <w:spacing w:after="0"/>
+            </w:pPr>
+            <w:r>
+              <w:rPr>
+                <w:b/>
+                <w:bCs/>
+                <w:color w:val="1A2733"/>
+                <w:sz w:val="18"/>
+                <w:szCs w:val="18"/>
+              </w:rPr>
+              <w:t xml:space="preserve">☐ 1. Units &amp; Labels Verified</w:t>
+            </w:r>
+          </w:p>
+        </w:tc>
+        <w:tc>
+          <w:tcPr>
+            <w:tcW w:type="dxa" w:w="3120"/>
+            <w:tcMar>
+              <w:top w:type="dxa" w:w="80"/>
+              <w:left w:type="dxa" w:w="100"/>
+              <w:bottom w:type="dxa" w:w="80"/>
+              <w:right w:type="dxa" w:w="100"/>
+            </w:tcMar>
+          </w:tcPr>
+          <w:p>
+            <w:pPr>
+              <w:spacing w:after="0"/>
+            </w:pPr>
+            <w:r>
+              <w:rPr>
+                <w:b/>
+                <w:bCs/>
+                <w:color w:val="1A2733"/>
+                <w:sz w:val="18"/>
+                <w:szCs w:val="18"/>
+              </w:rPr>
+              <w:t xml:space="preserve">☐ 2. Reasoning Stated (Because / Although / Therefore)</w:t>
+            </w:r>
+          </w:p>
+        </w:tc>
+        <w:tc>
+          <w:tcPr>
+            <w:tcW w:type="dxa" w:w="3120"/>
+            <w:tcMar>
+              <w:top w:type="dxa" w:w="80"/>
+              <w:left w:type="dxa" w:w="100"/>
+              <w:bottom w:type="dxa" w:w="80"/>
+              <w:right w:type="dxa" w:w="100"/>
+            </w:tcMar>
+          </w:tcPr>
+          <w:p>
+            <w:pPr>
+              <w:spacing w:after="0"/>
+            </w:pPr>
+            <w:r>
+              <w:rPr>
+                <w:b/>
+                <w:bCs/>
+                <w:color w:val="1A2733"/>
+                <w:sz w:val="18"/>
+                <w:szCs w:val="18"/>
+              </w:rPr>
+              <w:t xml:space="preserve">☐ 3. Calculations Double-Checked</w:t>
+            </w:r>
+          </w:p>
+        </w:tc>
+      </w:tr>
+    </w:tbl>
     <w:sectPr>
       <w:headerReference w:type="default" r:id="rId7"/>
       <w:footerReference w:type="default" r:id="rId8"/>
